--- a/itmatch-docs-v2.docx
+++ b/itmatch-docs-v2.docx
@@ -5313,7 +5313,10 @@
               <w:ind w:firstLine="0"/>
             </w:pPr>
             <w:r>
-              <w:t>Процедура оценки</w:t>
+              <w:rPr>
+                <w:lang w:val="en-US"/>
+              </w:rPr>
+              <w:t xml:space="preserve">Категории и уровень ФСП</w:t>
             </w:r>
           </w:p>
         </w:tc>
@@ -5327,75 +5330,236 @@
               <w:spacing w:before="0" w:after="0" w:line="240" w:lineRule="auto"/>
               <w:ind w:firstLine="0"/>
             </w:pPr>
-            <w:proofErr w:type="spellStart"/>
             <w:r>
               <w:rPr>
                 <w:rStyle w:val="VerbatimChar"/>
                 <w:rFonts w:ascii="Times New Roman" w:hAnsi="Times New Roman"/>
                 <w:sz w:val="28"/>
-              </w:rPr>
-              <w:t>app</w:t>
-            </w:r>
-            <w:proofErr w:type="spellEnd"/>
+                <w:lang w:val="en-US"/>
+              </w:rPr>
+              <w:t xml:space="preserve">services/categorization.py</w:t>
+            </w:r>
+          </w:p>
+        </w:tc>
+        <w:tc>
+          <w:tcPr>
+            <w:tcW w:w="3302" w:type="dxa"/>
+          </w:tcPr>
+          <w:p>
+            <w:pPr>
+              <w:pStyle w:val="Compact"/>
+              <w:spacing w:before="0" w:after="0" w:line="240" w:lineRule="auto"/>
+              <w:ind w:firstLine="0"/>
+            </w:pPr>
+            <w:r>
+              <w:rPr>
+                <w:lang w:val="en-US"/>
+              </w:rPr>
+              <w:t xml:space="preserve">integrations.md</w:t>
+            </w:r>
+          </w:p>
+        </w:tc>
+      </w:tr>
+      <w:tr>
+        <w:tc>
+          <w:tcPr>
+            <w:tcW w:w="3193" w:type="dxa"/>
+          </w:tcPr>
+          <w:p>
+            <w:pPr>
+              <w:pStyle w:val="Compact"/>
+              <w:spacing w:before="0" w:after="0" w:line="240" w:lineRule="auto"/>
+              <w:ind w:firstLine="0"/>
+            </w:pPr>
+            <w:r>
+              <w:rPr>
+                <w:lang w:val="en-US"/>
+              </w:rPr>
+              <w:t xml:space="preserve">Рост и зарплаты</w:t>
+            </w:r>
+          </w:p>
+        </w:tc>
+        <w:tc>
+          <w:tcPr>
+            <w:tcW w:w="3302" w:type="dxa"/>
+          </w:tcPr>
+          <w:p>
+            <w:pPr>
+              <w:pStyle w:val="Compact"/>
+              <w:spacing w:before="0" w:after="0" w:line="240" w:lineRule="auto"/>
+              <w:ind w:firstLine="0"/>
+            </w:pPr>
             <w:r>
               <w:rPr>
                 <w:rStyle w:val="VerbatimChar"/>
                 <w:rFonts w:ascii="Times New Roman" w:hAnsi="Times New Roman"/>
                 <w:sz w:val="28"/>
-              </w:rPr>
-              <w:t>/</w:t>
-            </w:r>
-            <w:proofErr w:type="spellStart"/>
+                <w:lang w:val="en-US"/>
+              </w:rPr>
+              <w:t xml:space="preserve">services/insights.py</w:t>
+            </w:r>
+          </w:p>
+        </w:tc>
+        <w:tc>
+          <w:tcPr>
+            <w:tcW w:w="3302" w:type="dxa"/>
+          </w:tcPr>
+          <w:p>
+            <w:pPr>
+              <w:pStyle w:val="Compact"/>
+              <w:spacing w:before="0" w:after="0" w:line="240" w:lineRule="auto"/>
+              <w:ind w:firstLine="0"/>
+            </w:pPr>
+            <w:r>
+              <w:rPr>
+                <w:lang w:val="en-US"/>
+              </w:rPr>
+              <w:t xml:space="preserve">README</w:t>
+            </w:r>
+          </w:p>
+        </w:tc>
+      </w:tr>
+      <w:tr>
+        <w:tc>
+          <w:tcPr>
+            <w:tcW w:w="3193" w:type="dxa"/>
+          </w:tcPr>
+          <w:p>
+            <w:pPr>
+              <w:pStyle w:val="Compact"/>
+              <w:spacing w:before="0" w:after="0" w:line="240" w:lineRule="auto"/>
+              <w:ind w:firstLine="0"/>
+            </w:pPr>
+            <w:r>
+              <w:rPr>
+                <w:lang w:val="en-US"/>
+              </w:rPr>
+              <w:t xml:space="preserve">ИИ: резюме, подсказка категории, второе мнение</w:t>
+            </w:r>
+          </w:p>
+        </w:tc>
+        <w:tc>
+          <w:tcPr>
+            <w:tcW w:w="3302" w:type="dxa"/>
+          </w:tcPr>
+          <w:p>
+            <w:pPr>
+              <w:pStyle w:val="Compact"/>
+              <w:spacing w:before="0" w:after="0" w:line="240" w:lineRule="auto"/>
+              <w:ind w:firstLine="0"/>
+            </w:pPr>
             <w:r>
               <w:rPr>
                 <w:rStyle w:val="VerbatimChar"/>
                 <w:rFonts w:ascii="Times New Roman" w:hAnsi="Times New Roman"/>
                 <w:sz w:val="28"/>
-              </w:rPr>
-              <w:t>evaluation</w:t>
-            </w:r>
-            <w:proofErr w:type="spellEnd"/>
+                <w:lang w:val="en-US"/>
+              </w:rPr>
+              <w:t xml:space="preserve">services/ai_assist.py</w:t>
+            </w:r>
+            <w:r>
+              <w:rPr>
+                <w:lang w:val="en-US"/>
+              </w:rPr>
+              <w:t xml:space="preserve">, </w:t>
+            </w:r>
             <w:r>
               <w:rPr>
                 <w:rStyle w:val="VerbatimChar"/>
                 <w:rFonts w:ascii="Times New Roman" w:hAnsi="Times New Roman"/>
                 <w:sz w:val="28"/>
-              </w:rPr>
-              <w:t>/</w:t>
-            </w:r>
-            <w:r>
-              <w:t xml:space="preserve"> (</w:t>
-            </w:r>
-            <w:proofErr w:type="spellStart"/>
+                <w:lang w:val="en-US"/>
+              </w:rPr>
+              <w:t xml:space="preserve">services/ai_providers.py</w:t>
+            </w:r>
+            <w:r>
+              <w:rPr>
+                <w:lang w:val="en-US"/>
+              </w:rPr>
+              <w:t xml:space="preserve">, </w:t>
+            </w:r>
             <w:r>
               <w:rPr>
                 <w:rStyle w:val="VerbatimChar"/>
                 <w:rFonts w:ascii="Times New Roman" w:hAnsi="Times New Roman"/>
                 <w:sz w:val="28"/>
-              </w:rPr>
-              <w:t>make</w:t>
-            </w:r>
-            <w:proofErr w:type="spellEnd"/>
+                <w:lang w:val="en-US"/>
+              </w:rPr>
+              <w:t xml:space="preserve">integrations/ai/</w:t>
+            </w:r>
+          </w:p>
+        </w:tc>
+        <w:tc>
+          <w:tcPr>
+            <w:tcW w:w="3302" w:type="dxa"/>
+          </w:tcPr>
+          <w:p>
+            <w:pPr>
+              <w:pStyle w:val="Compact"/>
+              <w:spacing w:before="0" w:after="0" w:line="240" w:lineRule="auto"/>
+              <w:ind w:firstLine="0"/>
+            </w:pPr>
+            <w:r>
+              <w:rPr>
+                <w:lang w:val="en-US"/>
+              </w:rPr>
+              <w:t xml:space="preserve">integrations.md</w:t>
+            </w:r>
+          </w:p>
+        </w:tc>
+      </w:tr>
+      <w:tr>
+        <w:tc>
+          <w:tcPr>
+            <w:tcW w:w="3193" w:type="dxa"/>
+          </w:tcPr>
+          <w:p>
+            <w:pPr>
+              <w:pStyle w:val="Compact"/>
+              <w:spacing w:before="0" w:after="0" w:line="240" w:lineRule="auto"/>
+              <w:ind w:firstLine="0"/>
+            </w:pPr>
+            <w:r>
+              <w:rPr>
+                <w:lang w:val="en-US"/>
+              </w:rPr>
+              <w:t xml:space="preserve">Модерация и аудит</w:t>
+            </w:r>
+          </w:p>
+        </w:tc>
+        <w:tc>
+          <w:tcPr>
+            <w:tcW w:w="3302" w:type="dxa"/>
+          </w:tcPr>
+          <w:p>
+            <w:pPr>
+              <w:pStyle w:val="Compact"/>
+              <w:spacing w:before="0" w:after="0" w:line="240" w:lineRule="auto"/>
+              <w:ind w:firstLine="0"/>
+            </w:pPr>
             <w:r>
               <w:rPr>
                 <w:rStyle w:val="VerbatimChar"/>
                 <w:rFonts w:ascii="Times New Roman" w:hAnsi="Times New Roman"/>
                 <w:sz w:val="28"/>
-              </w:rPr>
-              <w:t xml:space="preserve"> </w:t>
-            </w:r>
-            <w:proofErr w:type="spellStart"/>
+                <w:lang w:val="en-US"/>
+              </w:rPr>
+              <w:t xml:space="preserve">services/moderation.py</w:t>
+            </w:r>
+            <w:r>
+              <w:rPr>
+                <w:lang w:val="en-US"/>
+              </w:rPr>
+              <w:t xml:space="preserve">, </w:t>
+            </w:r>
             <w:r>
               <w:rPr>
                 <w:rStyle w:val="VerbatimChar"/>
                 <w:rFonts w:ascii="Times New Roman" w:hAnsi="Times New Roman"/>
                 <w:sz w:val="28"/>
-              </w:rPr>
-              <w:t>evaluate</w:t>
-            </w:r>
-            <w:proofErr w:type="spellEnd"/>
-            <w:r>
-              <w:t>)</w:t>
+                <w:lang w:val="en-US"/>
+              </w:rPr>
+              <w:t xml:space="preserve">services/admin.py</w:t>
             </w:r>
           </w:p>
         </w:tc>
@@ -5409,15 +5573,240 @@
               <w:spacing w:before="0" w:after="0" w:line="240" w:lineRule="auto"/>
               <w:ind w:firstLine="0"/>
             </w:pPr>
-            <w:hyperlink r:id="rId15">
-              <w:r>
-                <w:rPr>
-                  <w:rStyle w:val="af2"/>
-                  <w:color w:val="auto"/>
-                </w:rPr>
-                <w:t>validation.md</w:t>
-              </w:r>
-            </w:hyperlink>
+            <w:r>
+              <w:rPr>
+                <w:lang w:val="en-US"/>
+              </w:rPr>
+              <w:t xml:space="preserve">api.md</w:t>
+            </w:r>
+          </w:p>
+        </w:tc>
+      </w:tr>
+      <w:tr>
+        <w:tc>
+          <w:tcPr>
+            <w:tcW w:w="3193" w:type="dxa"/>
+          </w:tcPr>
+          <w:p>
+            <w:pPr>
+              <w:pStyle w:val="Compact"/>
+              <w:spacing w:before="0" w:after="0" w:line="240" w:lineRule="auto"/>
+              <w:ind w:firstLine="0"/>
+            </w:pPr>
+            <w:r>
+              <w:rPr>
+                <w:lang w:val="en-US"/>
+              </w:rPr>
+              <w:t xml:space="preserve">Почта и уведомления</w:t>
+            </w:r>
+          </w:p>
+        </w:tc>
+        <w:tc>
+          <w:tcPr>
+            <w:tcW w:w="3302" w:type="dxa"/>
+          </w:tcPr>
+          <w:p>
+            <w:pPr>
+              <w:pStyle w:val="Compact"/>
+              <w:spacing w:before="0" w:after="0" w:line="240" w:lineRule="auto"/>
+              <w:ind w:firstLine="0"/>
+            </w:pPr>
+            <w:r>
+              <w:rPr>
+                <w:rStyle w:val="VerbatimChar"/>
+                <w:rFonts w:ascii="Times New Roman" w:hAnsi="Times New Roman"/>
+                <w:sz w:val="28"/>
+                <w:lang w:val="en-US"/>
+              </w:rPr>
+              <w:t xml:space="preserve">services/outbox.py</w:t>
+            </w:r>
+            <w:r>
+              <w:rPr>
+                <w:lang w:val="en-US"/>
+              </w:rPr>
+              <w:t xml:space="preserve">, </w:t>
+            </w:r>
+            <w:r>
+              <w:rPr>
+                <w:rStyle w:val="VerbatimChar"/>
+                <w:rFonts w:ascii="Times New Roman" w:hAnsi="Times New Roman"/>
+                <w:sz w:val="28"/>
+                <w:lang w:val="en-US"/>
+              </w:rPr>
+              <w:t xml:space="preserve">services/emails.py</w:t>
+            </w:r>
+            <w:r>
+              <w:rPr>
+                <w:lang w:val="en-US"/>
+              </w:rPr>
+              <w:t xml:space="preserve">, </w:t>
+            </w:r>
+            <w:r>
+              <w:rPr>
+                <w:rStyle w:val="VerbatimChar"/>
+                <w:rFonts w:ascii="Times New Roman" w:hAnsi="Times New Roman"/>
+                <w:sz w:val="28"/>
+                <w:lang w:val="en-US"/>
+              </w:rPr>
+              <w:t xml:space="preserve">integrations/notifier.py</w:t>
+            </w:r>
+          </w:p>
+        </w:tc>
+        <w:tc>
+          <w:tcPr>
+            <w:tcW w:w="3302" w:type="dxa"/>
+          </w:tcPr>
+          <w:p>
+            <w:pPr>
+              <w:pStyle w:val="Compact"/>
+              <w:spacing w:before="0" w:after="0" w:line="240" w:lineRule="auto"/>
+              <w:ind w:firstLine="0"/>
+            </w:pPr>
+            <w:r>
+              <w:rPr>
+                <w:lang w:val="en-US"/>
+              </w:rPr>
+              <w:t xml:space="preserve">integrations.md</w:t>
+            </w:r>
+          </w:p>
+        </w:tc>
+      </w:tr>
+      <w:tr>
+        <w:tc>
+          <w:tcPr>
+            <w:tcW w:w="3193" w:type="dxa"/>
+          </w:tcPr>
+          <w:p>
+            <w:pPr>
+              <w:pStyle w:val="Compact"/>
+              <w:spacing w:before="0" w:after="0" w:line="240" w:lineRule="auto"/>
+              <w:ind w:firstLine="0"/>
+            </w:pPr>
+            <w:r>
+              <w:rPr>
+                <w:lang w:val="en-US"/>
+              </w:rPr>
+              <w:t xml:space="preserve">Индикаторы «есть новое»</w:t>
+            </w:r>
+          </w:p>
+        </w:tc>
+        <w:tc>
+          <w:tcPr>
+            <w:tcW w:w="3302" w:type="dxa"/>
+          </w:tcPr>
+          <w:p>
+            <w:pPr>
+              <w:pStyle w:val="Compact"/>
+              <w:spacing w:before="0" w:after="0" w:line="240" w:lineRule="auto"/>
+              <w:ind w:firstLine="0"/>
+            </w:pPr>
+            <w:r>
+              <w:rPr>
+                <w:rStyle w:val="VerbatimChar"/>
+                <w:rFonts w:ascii="Times New Roman" w:hAnsi="Times New Roman"/>
+                <w:sz w:val="28"/>
+                <w:lang w:val="en-US"/>
+              </w:rPr>
+              <w:t xml:space="preserve">services/updates.py</w:t>
+            </w:r>
+          </w:p>
+        </w:tc>
+        <w:tc>
+          <w:tcPr>
+            <w:tcW w:w="3302" w:type="dxa"/>
+          </w:tcPr>
+          <w:p>
+            <w:pPr>
+              <w:pStyle w:val="Compact"/>
+              <w:spacing w:before="0" w:after="0" w:line="240" w:lineRule="auto"/>
+              <w:ind w:firstLine="0"/>
+            </w:pPr>
+            <w:r>
+              <w:rPr>
+                <w:lang w:val="en-US"/>
+              </w:rPr>
+              <w:t xml:space="preserve">api.md</w:t>
+            </w:r>
+          </w:p>
+        </w:tc>
+      </w:tr>
+      <w:tr>
+        <w:tc>
+          <w:tcPr>
+            <w:tcW w:w="3193" w:type="dxa"/>
+          </w:tcPr>
+          <w:p>
+            <w:pPr>
+              <w:pStyle w:val="Compact"/>
+              <w:spacing w:before="0" w:after="0" w:line="240" w:lineRule="auto"/>
+              <w:ind w:firstLine="0"/>
+            </w:pPr>
+            <w:r>
+              <w:rPr>
+                <w:lang w:val="en-US"/>
+              </w:rPr>
+              <w:t xml:space="preserve">Процедура оценки</w:t>
+            </w:r>
+          </w:p>
+        </w:tc>
+        <w:tc>
+          <w:tcPr>
+            <w:tcW w:w="3302" w:type="dxa"/>
+          </w:tcPr>
+          <w:p>
+            <w:pPr>
+              <w:pStyle w:val="Compact"/>
+              <w:spacing w:before="0" w:after="0" w:line="240" w:lineRule="auto"/>
+              <w:ind w:firstLine="0"/>
+            </w:pPr>
+            <w:r>
+              <w:rPr>
+                <w:rStyle w:val="VerbatimChar"/>
+                <w:rFonts w:ascii="Times New Roman" w:hAnsi="Times New Roman"/>
+                <w:sz w:val="28"/>
+                <w:lang w:val="en-US"/>
+              </w:rPr>
+              <w:t xml:space="preserve">app/evaluation/</w:t>
+            </w:r>
+            <w:r>
+              <w:rPr>
+                <w:lang w:val="en-US"/>
+              </w:rPr>
+              <w:t xml:space="preserve"> (</w:t>
+            </w:r>
+            <w:r>
+              <w:rPr>
+                <w:rStyle w:val="VerbatimChar"/>
+                <w:rFonts w:ascii="Times New Roman" w:hAnsi="Times New Roman"/>
+                <w:sz w:val="28"/>
+                <w:lang w:val="en-US"/>
+              </w:rPr>
+              <w:t xml:space="preserve">make evaluate</w:t>
+            </w:r>
+            <w:r>
+              <w:rPr>
+                <w:lang w:val="en-US"/>
+              </w:rPr>
+              <w:t xml:space="preserve">)</w:t>
+            </w:r>
+          </w:p>
+        </w:tc>
+        <w:tc>
+          <w:tcPr>
+            <w:tcW w:w="3302" w:type="dxa"/>
+          </w:tcPr>
+          <w:p>
+            <w:pPr>
+              <w:pStyle w:val="Compact"/>
+              <w:spacing w:before="0" w:after="0" w:line="240" w:lineRule="auto"/>
+              <w:ind w:firstLine="0"/>
+            </w:pPr>
+            <w:r>
+              <w:rPr>
+                <w:lang w:val="en-US"/>
+              </w:rPr>
+              <w:t xml:space="preserve">validation.md</w:t>
+            </w:r>
           </w:p>
         </w:tc>
       </w:tr>
@@ -6039,92 +6428,18 @@
         <w:pStyle w:val="a2"/>
       </w:pPr>
       <w:r>
-        <w:t xml:space="preserve">Тот же механизм формирует задания </w:t>
-      </w:r>
-      <w:r>
-        <w:rPr>
-          <w:b/>
-          <w:bCs/>
-        </w:rPr>
-        <w:t>по описанию вакансии</w:t>
-      </w:r>
-      <w:r>
-        <w:t>: специализация, грейд и навыки вакансии дают уровень и веса, работодатель видит пример теста (</w:t>
-      </w:r>
-      <w:r>
-        <w:rPr>
-          <w:rStyle w:val="VerbatimChar"/>
-          <w:rFonts w:ascii="Times New Roman" w:hAnsi="Times New Roman"/>
-          <w:sz w:val="28"/>
-        </w:rPr>
-        <w:t>GET /</w:t>
-      </w:r>
-      <w:proofErr w:type="spellStart"/>
-      <w:r>
-        <w:rPr>
-          <w:rStyle w:val="VerbatimChar"/>
-          <w:rFonts w:ascii="Times New Roman" w:hAnsi="Times New Roman"/>
-          <w:sz w:val="28"/>
-        </w:rPr>
-        <w:t>employer</w:t>
-      </w:r>
-      <w:proofErr w:type="spellEnd"/>
-      <w:r>
-        <w:rPr>
-          <w:rStyle w:val="VerbatimChar"/>
-          <w:rFonts w:ascii="Times New Roman" w:hAnsi="Times New Roman"/>
-          <w:sz w:val="28"/>
-        </w:rPr>
-        <w:t>/</w:t>
-      </w:r>
-      <w:proofErr w:type="spellStart"/>
-      <w:r>
-        <w:rPr>
-          <w:rStyle w:val="VerbatimChar"/>
-          <w:rFonts w:ascii="Times New Roman" w:hAnsi="Times New Roman"/>
-          <w:sz w:val="28"/>
-        </w:rPr>
-        <w:t>vacancies</w:t>
-      </w:r>
-      <w:proofErr w:type="spellEnd"/>
-      <w:r>
-        <w:rPr>
-          <w:rStyle w:val="VerbatimChar"/>
-          <w:rFonts w:ascii="Times New Roman" w:hAnsi="Times New Roman"/>
-          <w:sz w:val="28"/>
-        </w:rPr>
-        <w:t>/{</w:t>
-      </w:r>
-      <w:proofErr w:type="spellStart"/>
-      <w:r>
-        <w:rPr>
-          <w:rStyle w:val="VerbatimChar"/>
-          <w:rFonts w:ascii="Times New Roman" w:hAnsi="Times New Roman"/>
-          <w:sz w:val="28"/>
-        </w:rPr>
-        <w:t>id</w:t>
-      </w:r>
-      <w:proofErr w:type="spellEnd"/>
-      <w:r>
-        <w:rPr>
-          <w:rStyle w:val="VerbatimChar"/>
-          <w:rFonts w:ascii="Times New Roman" w:hAnsi="Times New Roman"/>
-          <w:sz w:val="28"/>
-        </w:rPr>
-        <w:t>}/</w:t>
-      </w:r>
-      <w:proofErr w:type="spellStart"/>
-      <w:r>
-        <w:rPr>
-          <w:rStyle w:val="VerbatimChar"/>
-          <w:rFonts w:ascii="Times New Roman" w:hAnsi="Times New Roman"/>
-          <w:sz w:val="28"/>
-        </w:rPr>
-        <w:t>assessment-preview</w:t>
-      </w:r>
-      <w:proofErr w:type="spellEnd"/>
-      <w:r>
-        <w:t>).</w:t>
+        <w:t xml:space="preserve">Тот же механизм формирует задания по описанию вакансии: специализация, грейд и навыки вакансии дают уровень и веса, работодатель видит пример теста (</w:t>
+      </w:r>
+      <w:r>
+        <w:rPr>
+          <w:rStyle w:val="VerbatimChar"/>
+          <w:rFonts w:ascii="Times New Roman" w:hAnsi="Times New Roman"/>
+          <w:sz w:val="28"/>
+        </w:rPr>
+        <w:t xml:space="preserve">GET /employer/vacancies/{id}/assessment-preview</w:t>
+      </w:r>
+      <w:r>
+        <w:t xml:space="preserve">) — как и в самом тесте, без правильных ответов: они остаются на сервере.</w:t>
       </w:r>
     </w:p>
     <w:p>
@@ -8084,117 +8399,21 @@
           <w:rFonts w:ascii="Times New Roman" w:hAnsi="Times New Roman"/>
           <w:sz w:val="28"/>
         </w:rPr>
-        <w:t>GET /</w:t>
-      </w:r>
-      <w:proofErr w:type="spellStart"/>
-      <w:r>
-        <w:rPr>
-          <w:rStyle w:val="VerbatimChar"/>
-          <w:rFonts w:ascii="Times New Roman" w:hAnsi="Times New Roman"/>
-          <w:sz w:val="28"/>
-        </w:rPr>
-        <w:t>employer</w:t>
-      </w:r>
-      <w:proofErr w:type="spellEnd"/>
-      <w:r>
-        <w:rPr>
-          <w:rStyle w:val="VerbatimChar"/>
-          <w:rFonts w:ascii="Times New Roman" w:hAnsi="Times New Roman"/>
-          <w:sz w:val="28"/>
-        </w:rPr>
-        <w:t>/</w:t>
-      </w:r>
-      <w:proofErr w:type="spellStart"/>
-      <w:r>
-        <w:rPr>
-          <w:rStyle w:val="VerbatimChar"/>
-          <w:rFonts w:ascii="Times New Roman" w:hAnsi="Times New Roman"/>
-          <w:sz w:val="28"/>
-        </w:rPr>
-        <w:t>catalog</w:t>
-      </w:r>
-      <w:proofErr w:type="spellEnd"/>
-      <w:r>
-        <w:rPr>
-          <w:rStyle w:val="VerbatimChar"/>
-          <w:rFonts w:ascii="Times New Roman" w:hAnsi="Times New Roman"/>
-          <w:sz w:val="28"/>
-        </w:rPr>
-        <w:t>/</w:t>
-      </w:r>
-      <w:proofErr w:type="spellStart"/>
-      <w:r>
-        <w:rPr>
-          <w:rStyle w:val="VerbatimChar"/>
-          <w:rFonts w:ascii="Times New Roman" w:hAnsi="Times New Roman"/>
-          <w:sz w:val="28"/>
-        </w:rPr>
-        <w:t>categories</w:t>
-      </w:r>
-      <w:proofErr w:type="spellEnd"/>
-      <w:r>
-        <w:t xml:space="preserve"> — матрица «специализация × грейд» с числом кандидатов (рамкой отмечены категории, рекомендованные под выбранную потребность: её грейд и соседние — те же, что получают баллы фактора «Категория»); </w:t>
-      </w:r>
-      <w:r>
-        <w:rPr>
-          <w:rStyle w:val="VerbatimChar"/>
-          <w:rFonts w:ascii="Times New Roman" w:hAnsi="Times New Roman"/>
-          <w:sz w:val="28"/>
-        </w:rPr>
-        <w:t>GET /</w:t>
-      </w:r>
-      <w:proofErr w:type="spellStart"/>
-      <w:r>
-        <w:rPr>
-          <w:rStyle w:val="VerbatimChar"/>
-          <w:rFonts w:ascii="Times New Roman" w:hAnsi="Times New Roman"/>
-          <w:sz w:val="28"/>
-        </w:rPr>
-        <w:t>employer</w:t>
-      </w:r>
-      <w:proofErr w:type="spellEnd"/>
-      <w:r>
-        <w:rPr>
-          <w:rStyle w:val="VerbatimChar"/>
-          <w:rFonts w:ascii="Times New Roman" w:hAnsi="Times New Roman"/>
-          <w:sz w:val="28"/>
-        </w:rPr>
-        <w:t>/</w:t>
-      </w:r>
-      <w:proofErr w:type="spellStart"/>
-      <w:r>
-        <w:rPr>
-          <w:rStyle w:val="VerbatimChar"/>
-          <w:rFonts w:ascii="Times New Roman" w:hAnsi="Times New Roman"/>
-          <w:sz w:val="28"/>
-        </w:rPr>
-        <w:t>catalog</w:t>
-      </w:r>
-      <w:proofErr w:type="spellEnd"/>
-      <w:r>
-        <w:rPr>
-          <w:rStyle w:val="VerbatimChar"/>
-          <w:rFonts w:ascii="Times New Roman" w:hAnsi="Times New Roman"/>
-          <w:sz w:val="28"/>
-        </w:rPr>
-        <w:t>/</w:t>
-      </w:r>
-      <w:proofErr w:type="spellStart"/>
-      <w:r>
-        <w:rPr>
-          <w:rStyle w:val="VerbatimChar"/>
-          <w:rFonts w:ascii="Times New Roman" w:hAnsi="Times New Roman"/>
-          <w:sz w:val="28"/>
-        </w:rPr>
-        <w:t>candidates</w:t>
-      </w:r>
-      <w:proofErr w:type="spellEnd"/>
-      <w:r>
-        <w:t xml:space="preserve"> — карточки. Фильтры: категория, специализация, грейд, формат (кандидат может выбрать несколько), город из справочника (проходят и готовые к переезду), навыки (все указанные), только подтверждённые тестом, только с достижениями ФСП, категория ФСП, статус поиска. Фильтры меняют запрос, а не теряют подборку: выбранная вакансия и сортировка по соответствию </w:t>
-      </w:r>
-      <w:r>
-        <w:lastRenderedPageBreak/>
-        <w:t>сохраняются. Фильтры и выбранная потребность хранятся в адресе страницы, поэтому подборка не теряется при переходе по кабинету и кнопке «Назад», а ссылкой на неё можно поделиться.</w:t>
+        <w:t xml:space="preserve">GET /employer/catalog/categories</w:t>
+      </w:r>
+      <w:r>
+        <w:t xml:space="preserve"> — матрица «специализация × грейд» с числом кандидатов (рамкой отмечены категории, рекомендованные под выбранную потребность: её грейд и соседние — те же, что задают группу в выдаче под вакансию); </w:t>
+      </w:r>
+      <w:r>
+        <w:rPr>
+          <w:rStyle w:val="VerbatimChar"/>
+          <w:rFonts w:ascii="Times New Roman" w:hAnsi="Times New Roman"/>
+          <w:sz w:val="28"/>
+        </w:rPr>
+        <w:t xml:space="preserve">GET /employer/catalog/candidates</w:t>
+      </w:r>
+      <w:r>
+        <w:t xml:space="preserve"> — карточки. Фильтры: категория, специализация, грейд (только подтверждённый тестом — заявленный уровень не подмешивается), формат (кандидат может выбрать несколько), город из справочника (проходят и готовые к переезду), стек (все указанные навыки), только подтверждённые тестом, только с достижениями ФСП, категория ФСП, статус поиска. Фильтры и выбранная потребность хранятся в адресе страницы: подборка не теряется при переходе по кабинету и кнопке «Назад», а ссылкой на неё можно поделиться.</w:t>
       </w:r>
     </w:p>
     <w:p>
@@ -8869,12 +9088,12 @@
       <w:r>
         <w:rPr>
           <w:b/>
-          <w:bCs/>
-        </w:rPr>
-        <w:t>Под вакансию — соответствие потребности</w:t>
-      </w:r>
-      <w:r>
-        <w:t xml:space="preserve"> (сортировка каталога по умолчанию, если у компании есть вакансия):</w:t>
+        </w:rPr>
+        <w:t xml:space="preserve">Под вакансию — место в категории</w:t>
+      </w:r>
+      <w:r>
+        <w:rPr/>
+        <w:t xml:space="preserve"> (сортировка каталога по умолчанию, если у компании есть вакансия). Порядок задают только подтверждённые данные: категория — группа в выдаче, внутри неё — тест и ФСП:</w:t>
       </w:r>
     </w:p>
     <w:p>
@@ -8882,7 +9101,7 @@
         <w:pStyle w:val="af4"/>
       </w:pPr>
       <w:r>
-        <w:t xml:space="preserve">Таблица 6 — Факторы ранжирования под вакансию (соответствие потребности)</w:t>
+        <w:t xml:space="preserve">Таблица 6 — Под вакансию: что задаёт порядок и что только поясняет</w:t>
       </w:r>
     </w:p>
     <w:tbl>
@@ -9029,7 +9248,7 @@
                 <w:sz w:val="22"/>
                 <w:szCs w:val="22"/>
               </w:rPr>
-              <w:t>Категория</w:t>
+              <w:t xml:space="preserve">Категория</w:t>
             </w:r>
           </w:p>
         </w:tc>
@@ -9053,7 +9272,7 @@
                 <w:sz w:val="22"/>
                 <w:szCs w:val="22"/>
               </w:rPr>
-              <w:t>30</w:t>
+              <w:t xml:space="preserve">группа в выдаче</w:t>
             </w:r>
           </w:p>
         </w:tc>
@@ -9077,7 +9296,7 @@
                 <w:sz w:val="22"/>
                 <w:szCs w:val="22"/>
               </w:rPr>
-              <w:t>та же специализация; подтверждённый грейд совпал — 1, соседний — 0.5</w:t>
+              <w:t xml:space="preserve">та же специализация; подтверждённый тестом грейд против грейда вакансии: совпал → соседний → далёкий; без подтверждённого грейда — ниже всех подтверждённых</w:t>
             </w:r>
           </w:p>
         </w:tc>
@@ -9103,7 +9322,7 @@
                 <w:sz w:val="22"/>
                 <w:szCs w:val="22"/>
               </w:rPr>
-              <w:t>Результат теста</w:t>
+              <w:t xml:space="preserve">Результат теста</w:t>
             </w:r>
           </w:p>
         </w:tc>
@@ -9127,7 +9346,7 @@
                 <w:sz w:val="22"/>
                 <w:szCs w:val="22"/>
               </w:rPr>
-              <w:t>20</w:t>
+              <w:t xml:space="preserve">60</w:t>
             </w:r>
           </w:p>
         </w:tc>
@@ -9151,7 +9370,7 @@
                 <w:sz w:val="22"/>
                 <w:szCs w:val="22"/>
               </w:rPr>
-              <w:t>близость уровня по тесту к грейду вакансии (переквалифицированный подходит хуже точного)</w:t>
+              <w:t xml:space="preserve">близость уровня по тесту к грейду вакансии: тест скорее занижает грейд, поэтому «больше баллов — выше» поднимало бы в группе Middle настоящих Senior</w:t>
             </w:r>
           </w:p>
         </w:tc>
@@ -9177,7 +9396,7 @@
                 <w:sz w:val="22"/>
                 <w:szCs w:val="22"/>
               </w:rPr>
-              <w:t>Навыки</w:t>
+              <w:t xml:space="preserve">Достижения ФСП</w:t>
             </w:r>
           </w:p>
         </w:tc>
@@ -9201,7 +9420,7 @@
                 <w:sz w:val="22"/>
                 <w:szCs w:val="22"/>
               </w:rPr>
-              <w:t>20</w:t>
+              <w:t xml:space="preserve">25</w:t>
             </w:r>
           </w:p>
         </w:tc>
@@ -9225,7 +9444,7 @@
                 <w:sz w:val="22"/>
                 <w:szCs w:val="22"/>
               </w:rPr>
-              <w:t>подтверждённые тестом — полностью, заявленные (и свои вне справочника — по названию) — наполовину</w:t>
+              <w:t xml:space="preserve">лучший уровень категорий ФСП</w:t>
             </w:r>
           </w:p>
         </w:tc>
@@ -9251,7 +9470,7 @@
                 <w:sz w:val="22"/>
                 <w:szCs w:val="22"/>
               </w:rPr>
-              <w:t>ФСП</w:t>
+              <w:t xml:space="preserve">Актуальность</w:t>
             </w:r>
           </w:p>
         </w:tc>
@@ -9275,7 +9494,7 @@
                 <w:sz w:val="22"/>
                 <w:szCs w:val="22"/>
               </w:rPr>
-              <w:t>10</w:t>
+              <w:t xml:space="preserve">15</w:t>
             </w:r>
           </w:p>
         </w:tc>
@@ -9299,7 +9518,7 @@
                 <w:sz w:val="22"/>
                 <w:szCs w:val="22"/>
               </w:rPr>
-              <w:t>подтверждённые достижения</w:t>
+              <w:t xml:space="preserve">давность последней активности: тест, задача, профиль</w:t>
             </w:r>
           </w:p>
         </w:tc>
@@ -9325,7 +9544,7 @@
                 <w:sz w:val="22"/>
                 <w:szCs w:val="22"/>
               </w:rPr>
-              <w:t>Описание</w:t>
+              <w:t xml:space="preserve">Стек</w:t>
             </w:r>
           </w:p>
         </w:tc>
@@ -9349,7 +9568,7 @@
                 <w:sz w:val="22"/>
                 <w:szCs w:val="22"/>
               </w:rPr>
-              <w:t>5</w:t>
+              <w:t xml:space="preserve">0 — для сведения</w:t>
             </w:r>
           </w:p>
         </w:tc>
@@ -9373,7 +9592,7 @@
                 <w:sz w:val="22"/>
                 <w:szCs w:val="22"/>
               </w:rPr>
-              <w:t>общие темы описания вакансии и профиля (основы слов)</w:t>
+              <w:t xml:space="preserve">подтверждённые тестом и указанные в профиле навыки из стека вакансии; стек — фильтр каталога</w:t>
             </w:r>
           </w:p>
         </w:tc>
@@ -9399,7 +9618,7 @@
                 <w:sz w:val="22"/>
                 <w:szCs w:val="22"/>
               </w:rPr>
-              <w:t>Актуальность</w:t>
+              <w:t xml:space="preserve">Формат и город</w:t>
             </w:r>
           </w:p>
         </w:tc>
@@ -9423,7 +9642,7 @@
                 <w:sz w:val="22"/>
                 <w:szCs w:val="22"/>
               </w:rPr>
-              <w:t>5</w:t>
+              <w:t xml:space="preserve">0 — для сведения</w:t>
             </w:r>
           </w:p>
         </w:tc>
@@ -9447,7 +9666,7 @@
                 <w:sz w:val="22"/>
                 <w:szCs w:val="22"/>
               </w:rPr>
-              <w:t>свежая активность</w:t>
+              <w:t xml:space="preserve">удалёнка, тот же город, готовность к переезду</w:t>
             </w:r>
           </w:p>
         </w:tc>
@@ -9473,7 +9692,7 @@
                 <w:sz w:val="22"/>
                 <w:szCs w:val="22"/>
               </w:rPr>
-              <w:t>Формат и город</w:t>
+              <w:t xml:space="preserve">Зарплата</w:t>
             </w:r>
           </w:p>
         </w:tc>
@@ -9497,7 +9716,7 @@
                 <w:sz w:val="22"/>
                 <w:szCs w:val="22"/>
               </w:rPr>
-              <w:t>5</w:t>
+              <w:t xml:space="preserve">0 — для сведения</w:t>
             </w:r>
           </w:p>
         </w:tc>
@@ -9521,7 +9740,7 @@
                 <w:sz w:val="22"/>
                 <w:szCs w:val="22"/>
               </w:rPr>
-              <w:t>удалёнка, тот же город, готовность к переезду</w:t>
+              <w:t xml:space="preserve">ожидания относительно вилки</w:t>
             </w:r>
           </w:p>
         </w:tc>
@@ -9547,7 +9766,7 @@
                 <w:sz w:val="22"/>
                 <w:szCs w:val="22"/>
               </w:rPr>
-              <w:t>Зарплата</w:t>
+              <w:t xml:space="preserve">Описание</w:t>
             </w:r>
           </w:p>
         </w:tc>
@@ -9571,7 +9790,7 @@
                 <w:sz w:val="22"/>
                 <w:szCs w:val="22"/>
               </w:rPr>
-              <w:t>5</w:t>
+              <w:t xml:space="preserve">0 — для сведения</w:t>
             </w:r>
           </w:p>
         </w:tc>
@@ -9595,7 +9814,7 @@
                 <w:sz w:val="22"/>
                 <w:szCs w:val="22"/>
               </w:rPr>
-              <w:t>ожидания в пределах вилки</w:t>
+              <w:t xml:space="preserve">общие темы описания вакансии и профиля</w:t>
             </w:r>
           </w:p>
         </w:tc>
@@ -9606,21 +9825,8 @@
         <w:pStyle w:val="a2"/>
         <w:spacing w:before="340"/>
       </w:pPr>
-      <w:proofErr w:type="spellStart"/>
-      <w:r>
-        <w:t>Самоописание</w:t>
-      </w:r>
-      <w:proofErr w:type="spellEnd"/>
-      <w:r>
-        <w:t xml:space="preserve"> (заявленные навыки, «о себе») весит мало: выдача строится на категории и тесте. Каждый фактор возвращает понятную фразу — работодатель видит блок «Почему» в карточке: например, «подтверждённый грейд Middle совпадает», «подтверждены тестом: Python; заявлены: </w:t>
-      </w:r>
-      <w:proofErr w:type="spellStart"/>
-      <w:r>
-        <w:t>Kafka</w:t>
-      </w:r>
-      <w:proofErr w:type="spellEnd"/>
-      <w:r>
-        <w:t>».</w:t>
+      <w:r>
+        <w:t xml:space="preserve">Стек, формат, город и зарплата на порядок не влияют: в карточке они идут блоком «Для сведения», а стек работает фильтром каталога. Так решили после разбора с экспертами 20.10: место кандидата определяют тест и ФСП, а не самоописание. Под оценкой — одна строка «почему», например: «Грейд Middle подтверждён тестом и совпадает с вакансией; Уровень по тесту ≈ Middle: совпадает с грейдом вакансии; Соревнования ФСП: призёры и неоднократные финалисты». По кнопке «Почему» — вклад каждого фактора простыми словами.</w:t>
       </w:r>
     </w:p>
     <w:p>
@@ -9631,7 +9837,24 @@
         </w:rPr>
       </w:pPr>
       <w:r>
-        <w:t>Профиль без истории ФСП обрабатывается штатно: фактор ФСП даёт 0 с пояснением «навыки не подтверждены ФСП», кандидат ранжируется по тесту и навыкам.</w:t>
+        <w:t xml:space="preserve">Профиль без истории ФСП обрабатывается штатно: фактор ФСП даёт 0 с пояснением «Нет подтверждённых результатов соревнований ФСП», кандидат остаётся в выдаче и ранжируется по тесту.</w:t>
+      </w:r>
+    </w:p>
+    <w:p>
+      <w:pPr>
+        <w:pStyle w:val="a2"/>
+        <w:rPr>
+          <w:lang w:val="ru-RU"/>
+        </w:rPr>
+      </w:pPr>
+      <w:r>
+        <w:t xml:space="preserve">Лента вакансий кандидата (</w:t>
+      </w:r>
+      <w:r>
+        <w:t xml:space="preserve">/app/vacancies</w:t>
+      </w:r>
+      <w:r>
+        <w:t xml:space="preserve">) сортирует вакансии по соответствию 0–100 %: категория 30, близость уровня по тесту 20, навыки 20, ФСП 10, описание, актуальность, формат и город, зарплата — по 5. Там сравниваются вакансии для одного человека, и стек помогает найти подходящие.</w:t>
       </w:r>
     </w:p>
     <w:p>
@@ -9658,64 +9881,18 @@
         <w:pStyle w:val="FirstParagraph"/>
       </w:pPr>
       <w:r>
-        <w:t xml:space="preserve">Под выбранную вакансию работодатель может нажать «Оценить с ИИ»: подключённая модель оценивает первых 10 кандидатов выдачи (0–100 % и довод одной фразой). Модели уходят только анонимные карточки — без имени, контактов и текста «о себе»; содержимое передаётся как данные, ответ ограничен JSON-схемой. Оценка показывается рядом с процентом соответствия и не меняет формулу: ранжирование остаётся объяснимым и воспроизводимым, а модель помогает заметить то, что факторы не видят (например, близкий стек под другим названием). Код: </w:t>
-      </w:r>
-      <w:proofErr w:type="spellStart"/>
-      <w:r>
-        <w:rPr>
-          <w:rStyle w:val="VerbatimChar"/>
-          <w:rFonts w:ascii="Times New Roman" w:hAnsi="Times New Roman"/>
-          <w:sz w:val="28"/>
-        </w:rPr>
-        <w:t>backend</w:t>
-      </w:r>
-      <w:proofErr w:type="spellEnd"/>
-      <w:r>
-        <w:rPr>
-          <w:rStyle w:val="VerbatimChar"/>
-          <w:rFonts w:ascii="Times New Roman" w:hAnsi="Times New Roman"/>
-          <w:sz w:val="28"/>
-        </w:rPr>
-        <w:t>/</w:t>
-      </w:r>
-      <w:proofErr w:type="spellStart"/>
-      <w:r>
-        <w:rPr>
-          <w:rStyle w:val="VerbatimChar"/>
-          <w:rFonts w:ascii="Times New Roman" w:hAnsi="Times New Roman"/>
-          <w:sz w:val="28"/>
-        </w:rPr>
-        <w:t>app</w:t>
-      </w:r>
-      <w:proofErr w:type="spellEnd"/>
-      <w:r>
-        <w:rPr>
-          <w:rStyle w:val="VerbatimChar"/>
-          <w:rFonts w:ascii="Times New Roman" w:hAnsi="Times New Roman"/>
-          <w:sz w:val="28"/>
-        </w:rPr>
-        <w:t>/</w:t>
-      </w:r>
-      <w:proofErr w:type="spellStart"/>
-      <w:r>
-        <w:rPr>
-          <w:rStyle w:val="VerbatimChar"/>
-          <w:rFonts w:ascii="Times New Roman" w:hAnsi="Times New Roman"/>
-          <w:sz w:val="28"/>
-        </w:rPr>
-        <w:t>services</w:t>
-      </w:r>
-      <w:proofErr w:type="spellEnd"/>
-      <w:r>
-        <w:rPr>
-          <w:rStyle w:val="VerbatimChar"/>
-          <w:rFonts w:ascii="Times New Roman" w:hAnsi="Times New Roman"/>
-          <w:sz w:val="28"/>
-        </w:rPr>
-        <w:t>/ai_assist.py</w:t>
-      </w:r>
-      <w:r>
-        <w:t>.</w:t>
+        <w:t xml:space="preserve">Под выбранную вакансию работодатель может нажать «Оценить с ИИ»: подключённая модель оценивает первых 10 кандидатов выдачи (0–100 % и довод одной фразой). Модели уходят только анонимные карточки — без имени, контактов и текста «о себе»; содержимое передаётся как данные, ответ ограничен JSON-схемой. Оценка показывается рядом с объяснимой оценкой и не меняет порядок: ранжирование остаётся объяснимым и воспроизводимым, а модель помогает заметить то, что факторы не видят (например, близкий стек под другим названием). Код: </w:t>
+      </w:r>
+      <w:r>
+        <w:rPr>
+          <w:rStyle w:val="VerbatimChar"/>
+          <w:rFonts w:ascii="Times New Roman" w:hAnsi="Times New Roman"/>
+          <w:sz w:val="28"/>
+        </w:rPr>
+        <w:t xml:space="preserve">backend/app/services/ai_assist.py</w:t>
+      </w:r>
+      <w:r>
+        <w:t xml:space="preserve">.</w:t>
       </w:r>
     </w:p>
     <w:p>
@@ -9736,19 +9913,7 @@
         <w:pStyle w:val="FirstParagraph"/>
       </w:pPr>
       <w:r>
-        <w:t>Первая версия давала фактору теста «чем больше баллов, тем лучше» и под вакансию. Процедура оценки (</w:t>
-      </w:r>
-      <w:hyperlink r:id="rId20">
-        <w:r>
-          <w:rPr>
-            <w:rStyle w:val="af2"/>
-            <w:color w:val="auto"/>
-          </w:rPr>
-          <w:t>validation.md</w:t>
-        </w:r>
-      </w:hyperlink>
-      <w:r>
-        <w:t>) показала, что так для вакансии Middle наверх выходят кандидаты уровнем выше: Precision@10 было 53,8 % — ниже выдачи по резюме (58 %). Фактор теста под вакансию стал мерой близости уровня к её грейду — Precision@10 выросла до 74,8 %, nDCG@10 — с 0,66 до 0,84. После того как тест стал строиться по стеку кандидата, Precision@10 — 77,5 % против 64,8 % у выдачи по резюме.</w:t>
+        <w:t xml:space="preserve">Первая версия давала фактору теста «чем больше баллов, тем лучше» и под вакансию. Процедура оценки (validation.md) показала, что так для вакансии Middle наверх выходят кандидаты уровнем выше: Precision@10 было 53,8 % — ниже выдачи по резюме (58 %). Фактор теста под вакансию стал мерой близости уровня к её грейду — Precision@10 выросла до 74,8 %, nDCG@10 — с 0,66 до 0,84. После того как тест стал строиться по стеку кандидата, Precision@10 — 77,5 % против 64,8 % у выдачи по резюме. После разбора с экспертами (20.10) стек перестал влиять на порядок и стал фильтром: Precision@10 на трёх выборках — 73,8–76,2 % против 54,5–66,2 % у выдачи по резюме.</w:t>
       </w:r>
     </w:p>
     <w:p>
@@ -13800,7 +13965,7 @@
                 <w:sz w:val="22"/>
                 <w:szCs w:val="22"/>
               </w:rPr>
-              <w:t>IT Match</w:t>
+              <w:t xml:space="preserve">IT Match</w:t>
             </w:r>
           </w:p>
         </w:tc>
@@ -13824,7 +13989,7 @@
                 <w:sz w:val="22"/>
                 <w:szCs w:val="22"/>
               </w:rPr>
-              <w:t>77.5 %</w:t>
+              <w:t xml:space="preserve">77.0 %</w:t>
             </w:r>
           </w:p>
         </w:tc>
@@ -13848,7 +14013,7 @@
                 <w:sz w:val="22"/>
                 <w:szCs w:val="22"/>
               </w:rPr>
-              <w:t>76.8 %</w:t>
+              <w:t xml:space="preserve">73.8 %</w:t>
             </w:r>
           </w:p>
         </w:tc>
@@ -13872,7 +14037,7 @@
                 <w:sz w:val="22"/>
                 <w:szCs w:val="22"/>
               </w:rPr>
-              <w:t>0.85</w:t>
+              <w:t xml:space="preserve">0.83</w:t>
             </w:r>
           </w:p>
         </w:tc>
@@ -13896,7 +14061,7 @@
                 <w:sz w:val="22"/>
                 <w:szCs w:val="22"/>
               </w:rPr>
-              <w:t>5.8 %</w:t>
+              <w:t xml:space="preserve">6.0 %</w:t>
             </w:r>
           </w:p>
         </w:tc>
@@ -14152,7 +14317,7 @@
         <w:spacing w:before="340"/>
       </w:pPr>
       <w:r>
-        <w:t xml:space="preserve">По всем метрикам IT Match опережает выдачу по самоописанию, а доля переоценённых кандидатов в топ-10 у него почти впятеро ниже (5,8 % против 28 %): накрученное резюме без подтверждения тестом не поднимает кандидата в выдаче.</w:t>
+        <w:t xml:space="preserve">По всем метрикам IT Match опережает выдачу по самоописанию, а доля переоценённых кандидатов в топ-10 у него почти впятеро ниже (6 % против 28 %): накрученное резюме без подтверждения тестом не поднимает кандидата в выдаче.</w:t>
       </w:r>
     </w:p>
     <w:p>
@@ -14490,7 +14655,7 @@
                 <w:sz w:val="22"/>
                 <w:szCs w:val="22"/>
               </w:rPr>
-              <w:t>2026</w:t>
+              <w:t xml:space="preserve">2026</w:t>
             </w:r>
           </w:p>
         </w:tc>
@@ -14514,7 +14679,7 @@
                 <w:sz w:val="22"/>
                 <w:szCs w:val="22"/>
               </w:rPr>
-              <w:t>65.6 %</w:t>
+              <w:t xml:space="preserve">65.6 %</w:t>
             </w:r>
           </w:p>
         </w:tc>
@@ -14538,7 +14703,7 @@
                 <w:sz w:val="22"/>
                 <w:szCs w:val="22"/>
               </w:rPr>
-              <w:t>94.7 %</w:t>
+              <w:t xml:space="preserve">94.7 %</w:t>
             </w:r>
           </w:p>
         </w:tc>
@@ -14562,7 +14727,7 @@
                 <w:sz w:val="22"/>
                 <w:szCs w:val="22"/>
               </w:rPr>
-              <w:t>5.9 %</w:t>
+              <w:t xml:space="preserve">5.9 %</w:t>
             </w:r>
           </w:p>
         </w:tc>
@@ -14586,7 +14751,7 @@
                 <w:sz w:val="22"/>
                 <w:szCs w:val="22"/>
               </w:rPr>
-              <w:t>0.83</w:t>
+              <w:t xml:space="preserve">0.83</w:t>
             </w:r>
           </w:p>
         </w:tc>
@@ -14610,7 +14775,7 @@
                 <w:sz w:val="22"/>
                 <w:szCs w:val="22"/>
               </w:rPr>
-              <w:t>76.8 % / 66.2 %</w:t>
+              <w:t xml:space="preserve">73.8 % / 66.2 %</w:t>
             </w:r>
           </w:p>
         </w:tc>
@@ -14634,7 +14799,7 @@
                 <w:sz w:val="22"/>
                 <w:szCs w:val="22"/>
               </w:rPr>
-              <w:t>5.8 %</w:t>
+              <w:t xml:space="preserve">6.0 %</w:t>
             </w:r>
           </w:p>
         </w:tc>
@@ -14660,7 +14825,7 @@
                 <w:sz w:val="22"/>
                 <w:szCs w:val="22"/>
               </w:rPr>
-              <w:t>7</w:t>
+              <w:t xml:space="preserve">7</w:t>
             </w:r>
           </w:p>
         </w:tc>
@@ -14684,7 +14849,7 @@
                 <w:sz w:val="22"/>
                 <w:szCs w:val="22"/>
               </w:rPr>
-              <w:t>66.4 %</w:t>
+              <w:t xml:space="preserve">66.4 %</w:t>
             </w:r>
           </w:p>
         </w:tc>
@@ -14708,7 +14873,7 @@
                 <w:sz w:val="22"/>
                 <w:szCs w:val="22"/>
               </w:rPr>
-              <w:t>94.4 %</w:t>
+              <w:t xml:space="preserve">94.4 %</w:t>
             </w:r>
           </w:p>
         </w:tc>
@@ -14732,7 +14897,7 @@
                 <w:sz w:val="22"/>
                 <w:szCs w:val="22"/>
               </w:rPr>
-              <w:t>3.9 %</w:t>
+              <w:t xml:space="preserve">3.9 %</w:t>
             </w:r>
           </w:p>
         </w:tc>
@@ -14756,7 +14921,7 @@
                 <w:sz w:val="22"/>
                 <w:szCs w:val="22"/>
               </w:rPr>
-              <w:t>0.84</w:t>
+              <w:t xml:space="preserve">0.84</w:t>
             </w:r>
           </w:p>
         </w:tc>
@@ -14780,7 +14945,7 @@
                 <w:sz w:val="22"/>
                 <w:szCs w:val="22"/>
               </w:rPr>
-              <w:t>74.8 % / 54.5 %</w:t>
+              <w:t xml:space="preserve">76.2 % / 54.5 %</w:t>
             </w:r>
           </w:p>
         </w:tc>
@@ -14804,7 +14969,7 @@
                 <w:sz w:val="22"/>
                 <w:szCs w:val="22"/>
               </w:rPr>
-              <w:t>13.2 %</w:t>
+              <w:t xml:space="preserve">14.5 %</w:t>
             </w:r>
           </w:p>
         </w:tc>
@@ -14830,7 +14995,7 @@
                 <w:sz w:val="22"/>
                 <w:szCs w:val="22"/>
               </w:rPr>
-              <w:t>99</w:t>
+              <w:t xml:space="preserve">99</w:t>
             </w:r>
           </w:p>
         </w:tc>
@@ -14854,7 +15019,7 @@
                 <w:sz w:val="22"/>
                 <w:szCs w:val="22"/>
               </w:rPr>
-              <w:t>63.7 %</w:t>
+              <w:t xml:space="preserve">63.7 %</w:t>
             </w:r>
           </w:p>
         </w:tc>
@@ -14878,7 +15043,7 @@
                 <w:sz w:val="22"/>
                 <w:szCs w:val="22"/>
               </w:rPr>
-              <w:t>94.3 %</w:t>
+              <w:t xml:space="preserve">94.3 %</w:t>
             </w:r>
           </w:p>
         </w:tc>
@@ -14902,7 +15067,7 @@
                 <w:sz w:val="22"/>
                 <w:szCs w:val="22"/>
               </w:rPr>
-              <w:t>5.0 %</w:t>
+              <w:t xml:space="preserve">5.0 %</w:t>
             </w:r>
           </w:p>
         </w:tc>
@@ -14926,7 +15091,7 @@
                 <w:sz w:val="22"/>
                 <w:szCs w:val="22"/>
               </w:rPr>
-              <w:t>0.83</w:t>
+              <w:t xml:space="preserve">0.83</w:t>
             </w:r>
           </w:p>
         </w:tc>
@@ -14950,15 +15115,7 @@
                 <w:sz w:val="22"/>
                 <w:szCs w:val="22"/>
               </w:rPr>
-              <w:t xml:space="preserve">74.2 % / 59.0 </w:t>
-            </w:r>
-            <w:r>
-              <w:rPr>
-                <w:sz w:val="22"/>
-                <w:szCs w:val="22"/>
-              </w:rPr>
-              <w:lastRenderedPageBreak/>
-              <w:t>%</w:t>
+              <w:t xml:space="preserve">76.0 % / 59.0 %</w:t>
             </w:r>
           </w:p>
         </w:tc>
@@ -14982,8 +15139,7 @@
                 <w:sz w:val="22"/>
                 <w:szCs w:val="22"/>
               </w:rPr>
-              <w:lastRenderedPageBreak/>
-              <w:t>7.0 %</w:t>
+              <w:t xml:space="preserve">6.8 %</w:t>
             </w:r>
           </w:p>
         </w:tc>
@@ -15591,22 +15747,8 @@
         <w:ind w:left="1276" w:hanging="567"/>
       </w:pPr>
       <w:r>
-        <w:rPr>
-          <w:b/>
-          <w:bCs/>
-        </w:rPr>
-        <w:t>Подбор</w:t>
-      </w:r>
-      <w:r>
-        <w:t xml:space="preserve">: IT Match выше по Precision@10 (74–77 % против 55–66 %) и nDCG@10, чем выдача по </w:t>
-      </w:r>
-      <w:proofErr w:type="spellStart"/>
-      <w:r>
-        <w:t>самоописанию</w:t>
-      </w:r>
-      <w:proofErr w:type="spellEnd"/>
-      <w:r>
-        <w:t>, и в 3–5 раз реже ставит в топ переоценённых кандидатов — «накрутка» резюме и завышенная самооценка не работают.</w:t>
+        <w:rPr/>
+        <w:t xml:space="preserve">Подбор: IT Match выше по Precision@10 (74–76 % против 55–66 %) и nDCG@10, чем выдача по самоописанию, и в 2,5–5 раз реже ставит в топ переоценённых кандидатов — «накрутка» резюме и завышенная самооценка не работают. Порядок при этом задают только категория, тест и ФСП: стек — фильтр, а не вес.</w:t>
       </w:r>
     </w:p>
     <w:p>
@@ -15764,6 +15906,27 @@
       </w:r>
       <w:r>
         <w:t xml:space="preserve"> Брошенный тест (время вышло) теперь считается проваленным, провал закрывает грейд и выше во всех специализациях, у стажёра — порог 6 верных и больше заданий своего уровня (6/6/3). Угадывание на тесте стажёра упало с 52 % до 1,3 %; цена — точное совпадение грейда 70 % → 66 % и «±1» 99 % → 95 % за счёт слабых стажёров, не прошедших порог.</w:t>
+      </w:r>
+    </w:p>
+    <w:p>
+      <w:pPr>
+        <w:pStyle w:val="Compact"/>
+        <w:numPr>
+          <w:ilvl w:val="0"/>
+          <w:numId w:val="10"/>
+        </w:numPr>
+        <w:spacing w:before="0" w:after="0"/>
+        <w:ind w:left="1276" w:hanging="567"/>
+      </w:pPr>
+      <w:r>
+        <w:rPr>
+          <w:b/>
+        </w:rPr>
+        <w:t xml:space="preserve">Стек — фильтр, а не вес (замечание экспертов, 20.10).</w:t>
+      </w:r>
+      <w:r>
+        <w:rPr/>
+        <w:t xml:space="preserve"> Под потребность стек весил 20 из 100 наравне с тестом, а ФСП — 10. Теперь порядок задают категория, а внутри неё — тест и ФСП (60/25/15); стек, формат, город и зарплата остались пояснениями к карточке, стек — фильтром. Precision@10: seed 2026 — 76,8 % → 73,8 %, seed 7 — 74,8 % → 76,2 %, seed 99 — 74,2 % → 76,0 %: точность в том же диапазоне, а место кандидата объясняется одной строкой.</w:t>
       </w:r>
     </w:p>
     <w:p>
@@ -20350,60 +20513,51 @@
         <w:pStyle w:val="FirstParagraph"/>
       </w:pPr>
       <w:r>
-        <w:t xml:space="preserve">Локально письма ловит </w:t>
-      </w:r>
-      <w:proofErr w:type="spellStart"/>
-      <w:r>
-        <w:t>Mailpit</w:t>
-      </w:r>
-      <w:proofErr w:type="spellEnd"/>
-      <w:r>
-        <w:t xml:space="preserve"> (</w:t>
-      </w:r>
-      <w:r>
-        <w:rPr>
-          <w:rStyle w:val="VerbatimChar"/>
-          <w:rFonts w:ascii="Times New Roman" w:hAnsi="Times New Roman"/>
-          <w:sz w:val="28"/>
-        </w:rPr>
-        <w:t>http://localhost:8025</w:t>
-      </w:r>
-      <w:r>
-        <w:t xml:space="preserve">), наружу ничего не уходит. На сервере </w:t>
-      </w:r>
-      <w:proofErr w:type="spellStart"/>
-      <w:r>
-        <w:t>Mailpit</w:t>
-      </w:r>
-      <w:proofErr w:type="spellEnd"/>
-      <w:r>
-        <w:t xml:space="preserve"> не запускается — без SMTP письма копятся в очереди и не доходят (поэтому на тестовом стенде «не пришло письмо»). </w:t>
-      </w:r>
-      <w:proofErr w:type="gramStart"/>
-      <w:r>
-        <w:t xml:space="preserve">В </w:t>
-      </w:r>
-      <w:r>
-        <w:rPr>
-          <w:rStyle w:val="VerbatimChar"/>
-          <w:rFonts w:ascii="Times New Roman" w:hAnsi="Times New Roman"/>
-          <w:sz w:val="28"/>
-        </w:rPr>
-        <w:t>.</w:t>
-      </w:r>
-      <w:proofErr w:type="spellStart"/>
-      <w:r>
-        <w:rPr>
-          <w:rStyle w:val="VerbatimChar"/>
-          <w:rFonts w:ascii="Times New Roman" w:hAnsi="Times New Roman"/>
-          <w:sz w:val="28"/>
-        </w:rPr>
-        <w:t>env</w:t>
-      </w:r>
-      <w:proofErr w:type="spellEnd"/>
-      <w:proofErr w:type="gramEnd"/>
-      <w:r>
-        <w:t>:</w:t>
+        <w:t xml:space="preserve">Локально письма ловит Mailpit (</w:t>
+      </w:r>
+      <w:r>
+        <w:rPr>
+          <w:rStyle w:val="VerbatimChar"/>
+          <w:rFonts w:ascii="Times New Roman" w:hAnsi="Times New Roman"/>
+          <w:sz w:val="28"/>
+        </w:rPr>
+        <w:t xml:space="preserve">http://localhost:8025</w:t>
+      </w:r>
+      <w:r>
+        <w:t xml:space="preserve">), наружу ничего не уходит. На сервере Mailpit не запускается. Проще всего — </w:t>
+      </w:r>
+      <w:r>
+        <w:rPr>
+          <w:rStyle w:val="VerbatimChar"/>
+          <w:rFonts w:ascii="Times New Roman" w:hAnsi="Times New Roman"/>
+          <w:sz w:val="28"/>
+        </w:rPr>
+        <w:t xml:space="preserve">make smtp MODE=prod</w:t>
+      </w:r>
+      <w:r>
+        <w:t xml:space="preserve">: скрипт спросит ящик и пароль приложения (пароль не отображается и не попадает в историю команд), проверит вход на SMTP по STARTTLS с проверкой сертификата и только после успешного входа запишет настройки в </w:t>
+      </w:r>
+      <w:r>
+        <w:rPr>
+          <w:rStyle w:val="VerbatimChar"/>
+          <w:rFonts w:ascii="Times New Roman" w:hAnsi="Times New Roman"/>
+          <w:sz w:val="28"/>
+        </w:rPr>
+        <w:t xml:space="preserve">.env</w:t>
+      </w:r>
+      <w:r>
+        <w:t xml:space="preserve"> и перезапустит worker. Вручную — те же значения в </w:t>
+      </w:r>
+      <w:r>
+        <w:rPr>
+          <w:rStyle w:val="VerbatimChar"/>
+          <w:rFonts w:ascii="Times New Roman" w:hAnsi="Times New Roman"/>
+          <w:sz w:val="28"/>
+        </w:rPr>
+        <w:t xml:space="preserve">.env</w:t>
+      </w:r>
+      <w:r>
+        <w:t xml:space="preserve">:</w:t>
       </w:r>
     </w:p>
     <w:p>
@@ -20616,90 +20770,16 @@
       <w:r>
         <w:t xml:space="preserve">Затем </w:t>
       </w:r>
-      <w:proofErr w:type="spellStart"/>
-      <w:r>
-        <w:rPr>
-          <w:rStyle w:val="VerbatimChar"/>
-          <w:rFonts w:ascii="Times New Roman" w:hAnsi="Times New Roman"/>
-          <w:sz w:val="28"/>
-        </w:rPr>
-        <w:t>make</w:t>
-      </w:r>
-      <w:proofErr w:type="spellEnd"/>
-      <w:r>
-        <w:rPr>
-          <w:rStyle w:val="VerbatimChar"/>
-          <w:rFonts w:ascii="Times New Roman" w:hAnsi="Times New Roman"/>
-          <w:sz w:val="28"/>
-        </w:rPr>
-        <w:t xml:space="preserve"> </w:t>
-      </w:r>
-      <w:proofErr w:type="spellStart"/>
-      <w:r>
-        <w:rPr>
-          <w:rStyle w:val="VerbatimChar"/>
-          <w:rFonts w:ascii="Times New Roman" w:hAnsi="Times New Roman"/>
-          <w:sz w:val="28"/>
-        </w:rPr>
-        <w:t>prod</w:t>
-      </w:r>
-      <w:proofErr w:type="spellEnd"/>
-      <w:r>
-        <w:t xml:space="preserve"> (</w:t>
-      </w:r>
-      <w:proofErr w:type="spellStart"/>
-      <w:r>
-        <w:t>worker</w:t>
-      </w:r>
-      <w:proofErr w:type="spellEnd"/>
-      <w:r>
-        <w:t xml:space="preserve"> перечитает настройки). Подойдёт</w:t>
-      </w:r>
-      <w:r>
-        <w:rPr>
-          <w:lang w:val="en-US"/>
-        </w:rPr>
-        <w:t xml:space="preserve"> </w:t>
-      </w:r>
-      <w:r>
-        <w:t>любой</w:t>
-      </w:r>
-      <w:r>
-        <w:rPr>
-          <w:lang w:val="en-US"/>
-        </w:rPr>
-        <w:t xml:space="preserve"> SMTP: Mail.ru, </w:t>
-      </w:r>
-      <w:proofErr w:type="spellStart"/>
-      <w:r>
-        <w:rPr>
-          <w:lang w:val="en-US"/>
-        </w:rPr>
-        <w:t>Unisender</w:t>
-      </w:r>
-      <w:proofErr w:type="spellEnd"/>
-      <w:r>
-        <w:rPr>
-          <w:lang w:val="en-US"/>
-        </w:rPr>
-        <w:t xml:space="preserve"> Go, </w:t>
-      </w:r>
-      <w:proofErr w:type="spellStart"/>
-      <w:r>
-        <w:rPr>
-          <w:lang w:val="en-US"/>
-        </w:rPr>
-        <w:t>SendPulse</w:t>
-      </w:r>
-      <w:proofErr w:type="spellEnd"/>
-      <w:r>
-        <w:rPr>
-          <w:lang w:val="en-US"/>
-        </w:rPr>
-        <w:t xml:space="preserve">, Amazon SES. </w:t>
-      </w:r>
-      <w:r>
-        <w:t>Для доставки в «Входящие», а не в спам, у домена должны быть SPF, DKIM и DMARC.</w:t>
+      <w:r>
+        <w:rPr>
+          <w:rStyle w:val="VerbatimChar"/>
+          <w:rFonts w:ascii="Times New Roman" w:hAnsi="Times New Roman"/>
+          <w:sz w:val="28"/>
+        </w:rPr>
+        <w:t xml:space="preserve">make prod</w:t>
+      </w:r>
+      <w:r>
+        <w:t xml:space="preserve"> (worker перечитает настройки). Нужен открытый исходящий порт 587: у части хостингов он закрыт по умолчанию и открывается по запросу в поддержку. Подойдёт любой SMTP: Mail.ru, Unisender Go, SendPulse, Amazon SES. Для доставки в «Входящие», а не в спам, у домена должны быть SPF, DKIM и DMARC.</w:t>
       </w:r>
     </w:p>
     <w:p>
@@ -21927,6 +22007,62 @@
       <w:proofErr w:type="spellEnd"/>
       <w:r>
         <w:t>.</w:t>
+      </w:r>
+    </w:p>
+    <w:p>
+      <w:pPr>
+        <w:pStyle w:val="a"/>
+        <w:numPr>
+          <w:ilvl w:val="1"/>
+          <w:numId w:val="32"/>
+        </w:numPr>
+      </w:pPr>
+      <w:r>
+        <w:t xml:space="preserve">Для YandexGPT модель — </w:t>
+      </w:r>
+      <w:r>
+        <w:rPr>
+          <w:rStyle w:val="VerbatimChar"/>
+          <w:rFonts w:ascii="Times New Roman" w:hAnsi="Times New Roman"/>
+          <w:sz w:val="28"/>
+        </w:rPr>
+        <w:t xml:space="preserve">gpt://&lt;ID каталога&gt;/yandexgpt/latest</w:t>
+      </w:r>
+      <w:r>
+        <w:t xml:space="preserve">: незаменённый </w:t>
+      </w:r>
+      <w:r>
+        <w:rPr>
+          <w:rStyle w:val="VerbatimChar"/>
+          <w:rFonts w:ascii="Times New Roman" w:hAnsi="Times New Roman"/>
+          <w:sz w:val="28"/>
+        </w:rPr>
+        <w:t xml:space="preserve">&lt;folder_id&gt;</w:t>
+      </w:r>
+      <w:r>
+        <w:t xml:space="preserve"> форма и сервер не сохранят; ключ — API-ключ сервисного аккаунта с ролью </w:t>
+      </w:r>
+      <w:r>
+        <w:rPr>
+          <w:rStyle w:val="VerbatimChar"/>
+          <w:rFonts w:ascii="Times New Roman" w:hAnsi="Times New Roman"/>
+          <w:sz w:val="28"/>
+        </w:rPr>
+        <w:t xml:space="preserve">ai.languageModels.user</w:t>
+      </w:r>
+      <w:r>
+        <w:t xml:space="preserve">. OpenAI, Anthropic и OpenRouter отвечают 403 на запросы с российских адресов — «Проверить» в </w:t>
+      </w:r>
+      <w:r>
+        <w:rPr>
+          <w:rStyle w:val="VerbatimChar"/>
+          <w:rFonts w:ascii="Times New Roman" w:hAnsi="Times New Roman"/>
+          <w:sz w:val="28"/>
+        </w:rPr>
+        <w:t xml:space="preserve">/admin/ai</w:t>
+      </w:r>
+      <w:r>
+        <w:t xml:space="preserve"> называет эту причину; со стенда в России работает YandexGPT.</w:t>
       </w:r>
     </w:p>
     <w:p>
@@ -29430,15 +29566,13 @@
                 <w:rStyle w:val="VerbatimChar"/>
                 <w:rFonts w:ascii="Times New Roman" w:hAnsi="Times New Roman"/>
                 <w:szCs w:val="22"/>
-                <w:lang w:val="en-US"/>
-              </w:rPr>
-              <w:t>GET assessment</w:t>
-            </w:r>
-            <w:r>
-              <w:rPr>
-                <w:sz w:val="22"/>
-                <w:szCs w:val="22"/>
-                <w:lang w:val="en-US"/>
+              </w:rPr>
+              <w:t xml:space="preserve">GET assessment</w:t>
+            </w:r>
+            <w:r>
+              <w:rPr>
+                <w:sz w:val="22"/>
+                <w:szCs w:val="22"/>
               </w:rPr>
               <w:t xml:space="preserve">, </w:t>
             </w:r>
@@ -29447,15 +29581,13 @@
                 <w:rStyle w:val="VerbatimChar"/>
                 <w:rFonts w:ascii="Times New Roman" w:hAnsi="Times New Roman"/>
                 <w:szCs w:val="22"/>
-                <w:lang w:val="en-US"/>
-              </w:rPr>
-              <w:t>PUT assessment/survey</w:t>
-            </w:r>
-            <w:r>
-              <w:rPr>
-                <w:sz w:val="22"/>
-                <w:szCs w:val="22"/>
-                <w:lang w:val="en-US"/>
+              </w:rPr>
+              <w:t xml:space="preserve">PUT assessment/survey</w:t>
+            </w:r>
+            <w:r>
+              <w:rPr>
+                <w:sz w:val="22"/>
+                <w:szCs w:val="22"/>
               </w:rPr>
               <w:t xml:space="preserve">, </w:t>
             </w:r>
@@ -29464,15 +29596,13 @@
                 <w:rStyle w:val="VerbatimChar"/>
                 <w:rFonts w:ascii="Times New Roman" w:hAnsi="Times New Roman"/>
                 <w:szCs w:val="22"/>
-                <w:lang w:val="en-US"/>
-              </w:rPr>
-              <w:t>POST assessment/attempts {grade}</w:t>
-            </w:r>
-            <w:r>
-              <w:rPr>
-                <w:sz w:val="22"/>
-                <w:szCs w:val="22"/>
-                <w:lang w:val="en-US"/>
+              </w:rPr>
+              <w:t xml:space="preserve">POST assessment/attempts {grade}</w:t>
+            </w:r>
+            <w:r>
+              <w:rPr>
+                <w:sz w:val="22"/>
+                <w:szCs w:val="22"/>
               </w:rPr>
               <w:t xml:space="preserve">, </w:t>
             </w:r>
@@ -29481,9 +29611,8 @@
                 <w:rStyle w:val="VerbatimChar"/>
                 <w:rFonts w:ascii="Times New Roman" w:hAnsi="Times New Roman"/>
                 <w:szCs w:val="22"/>
-                <w:lang w:val="en-US"/>
-              </w:rPr>
-              <w:t>POST assessment/attempts/{id}/submit</w:t>
+              </w:rPr>
+              <w:t xml:space="preserve">POST assessment/attempts/{id}/submit</w:t>
             </w:r>
           </w:p>
         </w:tc>
@@ -29507,7 +29636,7 @@
                 <w:sz w:val="22"/>
                 <w:szCs w:val="22"/>
               </w:rPr>
-              <w:t>опрос, тест на грейд, категория, история, доступные грейды</w:t>
+              <w:t xml:space="preserve">опрос, тест на грейд, категория, история, доступные грейды</w:t>
             </w:r>
           </w:p>
         </w:tc>
@@ -29534,18 +29663,53 @@
                 <w:rStyle w:val="VerbatimChar"/>
                 <w:rFonts w:ascii="Times New Roman" w:hAnsi="Times New Roman"/>
                 <w:szCs w:val="22"/>
+              </w:rPr>
+              <w:t xml:space="preserve">POST assessment/suggestion</w:t>
+            </w:r>
+          </w:p>
+        </w:tc>
+        <w:tc>
+          <w:tcPr>
+            <w:tcW w:w="4953" w:type="dxa"/>
+          </w:tcPr>
+          <w:p>
+            <w:pPr>
+              <w:pStyle w:val="Compact"/>
+              <w:spacing w:before="0" w:after="0" w:line="240" w:lineRule="auto"/>
+              <w:ind w:firstLine="0"/>
+              <w:jc w:val="center"/>
+              <w:rPr>
+                <w:sz w:val="22"/>
+                <w:szCs w:val="22"/>
+              </w:rPr>
+            </w:pPr>
+            <w:r>
+              <w:rPr>
+                <w:sz w:val="22"/>
+                <w:szCs w:val="22"/>
+              </w:rPr>
+              <w:t xml:space="preserve">подсказка специализации и грейда по профилю (модель ИИ, без неё — правила); категорию по-прежнему подтверждает тест</w:t>
+            </w:r>
+          </w:p>
+        </w:tc>
+      </w:tr>
+      <w:tr>
+        <w:tc>
+          <w:tcPr>
+            <w:tcW w:w="4844" w:type="dxa"/>
+          </w:tcPr>
+          <w:p>
+            <w:pPr>
+              <w:pStyle w:val="Compact"/>
+              <w:spacing w:before="0" w:after="0" w:line="240" w:lineRule="auto"/>
+              <w:ind w:firstLine="0"/>
+              <w:jc w:val="center"/>
+              <w:rPr>
+                <w:sz w:val="22"/>
+                <w:szCs w:val="22"/>
                 <w:lang w:val="en-US"/>
               </w:rPr>
-              <w:t>POST assessment/attempts/{id}/violation</w:t>
-            </w:r>
-            <w:r>
-              <w:rPr>
-                <w:sz w:val="22"/>
-                <w:szCs w:val="22"/>
-                <w:lang w:val="en-US"/>
-              </w:rPr>
-              <w:t xml:space="preserve">, </w:t>
-            </w:r>
+            </w:pPr>
             <w:r>
               <w:rPr>
                 <w:rStyle w:val="VerbatimChar"/>
@@ -29553,56 +29717,56 @@
                 <w:szCs w:val="22"/>
                 <w:lang w:val="en-US"/>
               </w:rPr>
-              <w:t>POST tasks/{id}/violation</w:t>
-            </w:r>
-          </w:p>
-        </w:tc>
-        <w:tc>
-          <w:tcPr>
-            <w:tcW w:w="4953" w:type="dxa"/>
-          </w:tcPr>
-          <w:p>
-            <w:pPr>
-              <w:pStyle w:val="Compact"/>
-              <w:spacing w:before="0" w:after="0" w:line="240" w:lineRule="auto"/>
-              <w:ind w:firstLine="0"/>
-              <w:jc w:val="center"/>
-              <w:rPr>
-                <w:sz w:val="22"/>
-                <w:szCs w:val="22"/>
-              </w:rPr>
-            </w:pPr>
-            <w:r>
-              <w:rPr>
-                <w:sz w:val="22"/>
-                <w:szCs w:val="22"/>
-              </w:rPr>
-              <w:t xml:space="preserve">нажат </w:t>
-            </w:r>
-            <w:proofErr w:type="spellStart"/>
-            <w:r>
-              <w:rPr>
-                <w:sz w:val="22"/>
-                <w:szCs w:val="22"/>
-              </w:rPr>
-              <w:t>PrintScreen</w:t>
-            </w:r>
-            <w:proofErr w:type="spellEnd"/>
-            <w:r>
-              <w:rPr>
-                <w:sz w:val="22"/>
-                <w:szCs w:val="22"/>
-              </w:rPr>
-              <w:t xml:space="preserve">: тест не засчитан (как неудача), задача закрыта для кандидата; </w:t>
-            </w:r>
-            <w:proofErr w:type="spellStart"/>
+              <w:t>POST assessment/attempts/{id}/violation</w:t>
+            </w:r>
+            <w:r>
+              <w:rPr>
+                <w:sz w:val="22"/>
+                <w:szCs w:val="22"/>
+                <w:lang w:val="en-US"/>
+              </w:rPr>
+              <w:t xml:space="preserve">, </w:t>
+            </w:r>
             <w:r>
               <w:rPr>
                 <w:rStyle w:val="VerbatimChar"/>
                 <w:rFonts w:ascii="Times New Roman" w:hAnsi="Times New Roman"/>
                 <w:szCs w:val="22"/>
-              </w:rPr>
-              <w:t>submit</w:t>
+                <w:lang w:val="en-US"/>
+              </w:rPr>
+              <w:t>POST tasks/{id}/violation</w:t>
+            </w:r>
+          </w:p>
+        </w:tc>
+        <w:tc>
+          <w:tcPr>
+            <w:tcW w:w="4953" w:type="dxa"/>
+          </w:tcPr>
+          <w:p>
+            <w:pPr>
+              <w:pStyle w:val="Compact"/>
+              <w:spacing w:before="0" w:after="0" w:line="240" w:lineRule="auto"/>
+              <w:ind w:firstLine="0"/>
+              <w:jc w:val="center"/>
+              <w:rPr>
+                <w:sz w:val="22"/>
+                <w:szCs w:val="22"/>
+              </w:rPr>
+            </w:pPr>
+            <w:r>
+              <w:rPr>
+                <w:sz w:val="22"/>
+                <w:szCs w:val="22"/>
+              </w:rPr>
+              <w:t xml:space="preserve">нажат </w:t>
+            </w:r>
+            <w:proofErr w:type="spellStart"/>
+            <w:r>
+              <w:rPr>
+                <w:sz w:val="22"/>
+                <w:szCs w:val="22"/>
+              </w:rPr>
+              <w:t>PrintScreen</w:t>
             </w:r>
             <w:proofErr w:type="spellEnd"/>
             <w:r>
@@ -29610,7 +29774,7 @@
                 <w:sz w:val="22"/>
                 <w:szCs w:val="22"/>
               </w:rPr>
-              <w:t xml:space="preserve"> принимает </w:t>
+              <w:t xml:space="preserve">: тест не засчитан (как неудача), задача закрыта для кандидата; </w:t>
             </w:r>
             <w:proofErr w:type="spellStart"/>
             <w:r>
@@ -29619,6 +29783,23 @@
                 <w:rFonts w:ascii="Times New Roman" w:hAnsi="Times New Roman"/>
                 <w:szCs w:val="22"/>
               </w:rPr>
+              <w:t>submit</w:t>
+            </w:r>
+            <w:proofErr w:type="spellEnd"/>
+            <w:r>
+              <w:rPr>
+                <w:sz w:val="22"/>
+                <w:szCs w:val="22"/>
+              </w:rPr>
+              <w:t xml:space="preserve"> принимает </w:t>
+            </w:r>
+            <w:proofErr w:type="spellStart"/>
+            <w:r>
+              <w:rPr>
+                <w:rStyle w:val="VerbatimChar"/>
+                <w:rFonts w:ascii="Times New Roman" w:hAnsi="Times New Roman"/>
+                <w:szCs w:val="22"/>
+              </w:rPr>
               <w:t>focus_losses</w:t>
             </w:r>
             <w:proofErr w:type="spellEnd"/>
@@ -29654,18 +29835,23 @@
                 <w:rFonts w:ascii="Times New Roman" w:hAnsi="Times New Roman"/>
                 <w:szCs w:val="22"/>
               </w:rPr>
-              <w:t xml:space="preserve">GET </w:t>
-            </w:r>
-            <w:proofErr w:type="spellStart"/>
+              <w:t xml:space="preserve">GET updates</w:t>
+            </w:r>
+            <w:r>
+              <w:rPr>
+                <w:sz w:val="22"/>
+                <w:szCs w:val="22"/>
+              </w:rPr>
+              <w:t xml:space="preserve">, </w:t>
+            </w:r>
             <w:r>
               <w:rPr>
                 <w:rStyle w:val="VerbatimChar"/>
                 <w:rFonts w:ascii="Times New Roman" w:hAnsi="Times New Roman"/>
                 <w:szCs w:val="22"/>
               </w:rPr>
-              <w:t>updates</w:t>
-            </w:r>
-            <w:proofErr w:type="spellEnd"/>
+              <w:t xml:space="preserve">POST updates/seen {section}</w:t>
+            </w:r>
           </w:p>
         </w:tc>
         <w:tc>
@@ -29688,7 +29874,7 @@
                 <w:sz w:val="22"/>
                 <w:szCs w:val="22"/>
               </w:rPr>
-              <w:t>время последнего события по разделам — для точек «есть новое»</w:t>
+              <w:t xml:space="preserve">время последнего события по разделам и отметка «просмотрено» (хранится на сервере, одинакова на всех устройствах) — для точек «есть новое»</w:t>
             </w:r>
           </w:p>
         </w:tc>
@@ -31113,9 +31299,8 @@
                 <w:rStyle w:val="VerbatimChar"/>
                 <w:rFonts w:ascii="Times New Roman" w:hAnsi="Times New Roman"/>
                 <w:szCs w:val="22"/>
-                <w:lang w:val="en-US"/>
-              </w:rPr>
-              <w:t>GET vacancies/{id}/assessment-preview</w:t>
+              </w:rPr>
+              <w:t xml:space="preserve">GET vacancies/{id}/assessment-preview</w:t>
             </w:r>
           </w:p>
         </w:tc>
@@ -31139,7 +31324,7 @@
                 <w:sz w:val="22"/>
                 <w:szCs w:val="22"/>
               </w:rPr>
-              <w:t>пример теста, который система соберёт по специализации, грейду и навыкам вакансии</w:t>
+              <w:t xml:space="preserve">пример теста, который система соберёт по специализации, грейду и навыкам вакансии; как и в самом тесте, без правильных ответов</w:t>
             </w:r>
           </w:p>
         </w:tc>
@@ -31239,15 +31424,13 @@
                 <w:rStyle w:val="VerbatimChar"/>
                 <w:rFonts w:ascii="Times New Roman" w:hAnsi="Times New Roman"/>
                 <w:szCs w:val="22"/>
-                <w:lang w:val="en-US"/>
-              </w:rPr>
-              <w:t>GET catalog/categories</w:t>
-            </w:r>
-            <w:r>
-              <w:rPr>
-                <w:sz w:val="22"/>
-                <w:szCs w:val="22"/>
-                <w:lang w:val="en-US"/>
+              </w:rPr>
+              <w:t xml:space="preserve">GET catalog/categories</w:t>
+            </w:r>
+            <w:r>
+              <w:rPr>
+                <w:sz w:val="22"/>
+                <w:szCs w:val="22"/>
               </w:rPr>
               <w:t xml:space="preserve">, </w:t>
             </w:r>
@@ -31256,15 +31439,13 @@
                 <w:rStyle w:val="VerbatimChar"/>
                 <w:rFonts w:ascii="Times New Roman" w:hAnsi="Times New Roman"/>
                 <w:szCs w:val="22"/>
-                <w:lang w:val="en-US"/>
-              </w:rPr>
-              <w:t>GET catalog/candidates</w:t>
-            </w:r>
-            <w:r>
-              <w:rPr>
-                <w:sz w:val="22"/>
-                <w:szCs w:val="22"/>
-                <w:lang w:val="en-US"/>
+              </w:rPr>
+              <w:t xml:space="preserve">GET catalog/fsp-categories</w:t>
+            </w:r>
+            <w:r>
+              <w:rPr>
+                <w:sz w:val="22"/>
+                <w:szCs w:val="22"/>
               </w:rPr>
               <w:t xml:space="preserve">, </w:t>
             </w:r>
@@ -31273,81 +31454,131 @@
                 <w:rStyle w:val="VerbatimChar"/>
                 <w:rFonts w:ascii="Times New Roman" w:hAnsi="Times New Roman"/>
                 <w:szCs w:val="22"/>
-                <w:lang w:val="en-US"/>
-              </w:rPr>
-              <w:t>GET catalog/candidates/{</w:t>
-            </w:r>
-            <w:proofErr w:type="spellStart"/>
+              </w:rPr>
+              <w:t xml:space="preserve">GET catalog/candidates</w:t>
+            </w:r>
+            <w:r>
+              <w:rPr>
+                <w:sz w:val="22"/>
+                <w:szCs w:val="22"/>
+              </w:rPr>
+              <w:t xml:space="preserve">, </w:t>
+            </w:r>
             <w:r>
               <w:rPr>
                 <w:rStyle w:val="VerbatimChar"/>
                 <w:rFonts w:ascii="Times New Roman" w:hAnsi="Times New Roman"/>
                 <w:szCs w:val="22"/>
-                <w:lang w:val="en-US"/>
-              </w:rPr>
-              <w:t>anon_id</w:t>
-            </w:r>
-            <w:proofErr w:type="spellEnd"/>
+              </w:rPr>
+              <w:t xml:space="preserve">GET catalog/candidates/{anon_id}</w:t>
+            </w:r>
+          </w:p>
+        </w:tc>
+        <w:tc>
+          <w:tcPr>
+            <w:tcW w:w="4953" w:type="dxa"/>
+          </w:tcPr>
+          <w:p>
+            <w:pPr>
+              <w:pStyle w:val="Compact"/>
+              <w:spacing w:before="0" w:after="0" w:line="240" w:lineRule="auto"/>
+              <w:ind w:firstLine="0"/>
+              <w:jc w:val="center"/>
+              <w:rPr>
+                <w:sz w:val="22"/>
+                <w:szCs w:val="22"/>
+              </w:rPr>
+            </w:pPr>
+            <w:r>
+              <w:rPr>
+                <w:sz w:val="22"/>
+                <w:szCs w:val="22"/>
+              </w:rPr>
+              <w:t xml:space="preserve">анонимный каталог; без </w:t>
+            </w:r>
             <w:r>
               <w:rPr>
                 <w:rStyle w:val="VerbatimChar"/>
                 <w:rFonts w:ascii="Times New Roman" w:hAnsi="Times New Roman"/>
                 <w:szCs w:val="22"/>
-                <w:lang w:val="en-US"/>
-              </w:rPr>
-              <w:t>}</w:t>
-            </w:r>
-          </w:p>
-        </w:tc>
-        <w:tc>
-          <w:tcPr>
-            <w:tcW w:w="4953" w:type="dxa"/>
-          </w:tcPr>
-          <w:p>
-            <w:pPr>
-              <w:pStyle w:val="Compact"/>
-              <w:spacing w:before="0" w:after="0" w:line="240" w:lineRule="auto"/>
-              <w:ind w:firstLine="0"/>
-              <w:jc w:val="center"/>
-              <w:rPr>
-                <w:sz w:val="22"/>
-                <w:szCs w:val="22"/>
-              </w:rPr>
-            </w:pPr>
-            <w:r>
-              <w:rPr>
-                <w:sz w:val="22"/>
-                <w:szCs w:val="22"/>
-              </w:rPr>
-              <w:t xml:space="preserve">анонимный каталог; </w:t>
-            </w:r>
-            <w:proofErr w:type="spellStart"/>
+              </w:rPr>
+              <w:t xml:space="preserve">vacancy_id</w:t>
+            </w:r>
+            <w:r>
+              <w:rPr>
+                <w:sz w:val="22"/>
+                <w:szCs w:val="22"/>
+              </w:rPr>
+              <w:t xml:space="preserve"> — по силе профиля (тест, ФСП), с </w:t>
+            </w:r>
             <w:r>
               <w:rPr>
                 <w:rStyle w:val="VerbatimChar"/>
                 <w:rFonts w:ascii="Times New Roman" w:hAnsi="Times New Roman"/>
                 <w:szCs w:val="22"/>
               </w:rPr>
-              <w:t>vacancy_id</w:t>
-            </w:r>
-            <w:proofErr w:type="spellEnd"/>
-            <w:r>
-              <w:rPr>
-                <w:sz w:val="22"/>
-                <w:szCs w:val="22"/>
-              </w:rPr>
-              <w:t xml:space="preserve"> — сортировка по соответствию с процентом и факторами; </w:t>
-            </w:r>
-            <w:proofErr w:type="spellStart"/>
+              <w:t xml:space="preserve">vacancy_id</w:t>
+            </w:r>
+            <w:r>
+              <w:rPr>
+                <w:sz w:val="22"/>
+                <w:szCs w:val="22"/>
+              </w:rPr>
+              <w:t xml:space="preserve"> — сначала категория относительно грейда вакансии, внутри неё тест и ФСП; в ответе </w:t>
+            </w:r>
             <w:r>
               <w:rPr>
                 <w:rStyle w:val="VerbatimChar"/>
                 <w:rFonts w:ascii="Times New Roman" w:hAnsi="Times New Roman"/>
                 <w:szCs w:val="22"/>
               </w:rPr>
-              <w:t>city</w:t>
-            </w:r>
-            <w:proofErr w:type="spellEnd"/>
+              <w:t xml:space="preserve">summary</w:t>
+            </w:r>
+            <w:r>
+              <w:rPr>
+                <w:sz w:val="22"/>
+                <w:szCs w:val="22"/>
+              </w:rPr>
+              <w:t xml:space="preserve"> (почему кандидат на этом месте) и факторы, стек и формат — с нулевым весом; </w:t>
+            </w:r>
+            <w:r>
+              <w:rPr>
+                <w:rStyle w:val="VerbatimChar"/>
+                <w:rFonts w:ascii="Times New Roman" w:hAnsi="Times New Roman"/>
+                <w:szCs w:val="22"/>
+              </w:rPr>
+              <w:t xml:space="preserve">grade</w:t>
+            </w:r>
+            <w:r>
+              <w:rPr>
+                <w:sz w:val="22"/>
+                <w:szCs w:val="22"/>
+              </w:rPr>
+              <w:t xml:space="preserve"> — только подтверждённый тестом; </w:t>
+            </w:r>
+            <w:r>
+              <w:rPr>
+                <w:rStyle w:val="VerbatimChar"/>
+                <w:rFonts w:ascii="Times New Roman" w:hAnsi="Times New Roman"/>
+                <w:szCs w:val="22"/>
+              </w:rPr>
+              <w:t xml:space="preserve">skill</w:t>
+            </w:r>
+            <w:r>
+              <w:rPr>
+                <w:sz w:val="22"/>
+                <w:szCs w:val="22"/>
+              </w:rPr>
+              <w:t xml:space="preserve"> — фильтр стека; </w:t>
+            </w:r>
+            <w:r>
+              <w:rPr>
+                <w:rStyle w:val="VerbatimChar"/>
+                <w:rFonts w:ascii="Times New Roman" w:hAnsi="Times New Roman"/>
+                <w:szCs w:val="22"/>
+              </w:rPr>
+              <w:t xml:space="preserve">city</w:t>
+            </w:r>
             <w:r>
               <w:rPr>
                 <w:sz w:val="22"/>
@@ -31372,6 +31603,7 @@
               <w:rPr>
                 <w:sz w:val="22"/>
                 <w:szCs w:val="22"/>
+                <w:lang w:val="en-US"/>
               </w:rPr>
             </w:pPr>
             <w:r>
@@ -31380,18 +31612,23 @@
                 <w:rFonts w:ascii="Times New Roman" w:hAnsi="Times New Roman"/>
                 <w:szCs w:val="22"/>
               </w:rPr>
-              <w:t xml:space="preserve">GET </w:t>
-            </w:r>
-            <w:proofErr w:type="spellStart"/>
+              <w:t xml:space="preserve">POST catalog/ai-review {vacancy_id, anon_ids}</w:t>
+            </w:r>
+            <w:r>
+              <w:rPr>
+                <w:sz w:val="22"/>
+                <w:szCs w:val="22"/>
+              </w:rPr>
+              <w:t xml:space="preserve">, </w:t>
+            </w:r>
             <w:r>
               <w:rPr>
                 <w:rStyle w:val="VerbatimChar"/>
                 <w:rFonts w:ascii="Times New Roman" w:hAnsi="Times New Roman"/>
                 <w:szCs w:val="22"/>
               </w:rPr>
-              <w:t>updates</w:t>
-            </w:r>
-            <w:proofErr w:type="spellEnd"/>
+              <w:t xml:space="preserve">GET catalog/ai-status</w:t>
+            </w:r>
           </w:p>
         </w:tc>
         <w:tc>
@@ -31414,7 +31651,73 @@
                 <w:sz w:val="22"/>
                 <w:szCs w:val="22"/>
               </w:rPr>
-              <w:t>новое по разделам и число вакансий, которые пора продлить</w:t>
+              <w:t xml:space="preserve">второе мнение модели ИИ о первых 10 кандидатах под вакансию (по анонимным карточкам), доступность модели</w:t>
+            </w:r>
+          </w:p>
+        </w:tc>
+      </w:tr>
+      <w:tr>
+        <w:tc>
+          <w:tcPr>
+            <w:tcW w:w="4844" w:type="dxa"/>
+          </w:tcPr>
+          <w:p>
+            <w:pPr>
+              <w:pStyle w:val="Compact"/>
+              <w:spacing w:before="0" w:after="0" w:line="240" w:lineRule="auto"/>
+              <w:ind w:firstLine="0"/>
+              <w:jc w:val="center"/>
+              <w:rPr>
+                <w:sz w:val="22"/>
+                <w:szCs w:val="22"/>
+              </w:rPr>
+            </w:pPr>
+            <w:r>
+              <w:rPr>
+                <w:rStyle w:val="VerbatimChar"/>
+                <w:rFonts w:ascii="Times New Roman" w:hAnsi="Times New Roman"/>
+                <w:szCs w:val="22"/>
+              </w:rPr>
+              <w:t xml:space="preserve">GET updates</w:t>
+            </w:r>
+            <w:r>
+              <w:rPr>
+                <w:sz w:val="22"/>
+                <w:szCs w:val="22"/>
+              </w:rPr>
+              <w:t xml:space="preserve">, </w:t>
+            </w:r>
+            <w:r>
+              <w:rPr>
+                <w:rStyle w:val="VerbatimChar"/>
+                <w:rFonts w:ascii="Times New Roman" w:hAnsi="Times New Roman"/>
+                <w:szCs w:val="22"/>
+              </w:rPr>
+              <w:t xml:space="preserve">POST updates/seen {section}</w:t>
+            </w:r>
+          </w:p>
+        </w:tc>
+        <w:tc>
+          <w:tcPr>
+            <w:tcW w:w="4953" w:type="dxa"/>
+          </w:tcPr>
+          <w:p>
+            <w:pPr>
+              <w:pStyle w:val="Compact"/>
+              <w:spacing w:before="0" w:after="0" w:line="240" w:lineRule="auto"/>
+              <w:ind w:firstLine="0"/>
+              <w:jc w:val="center"/>
+              <w:rPr>
+                <w:sz w:val="22"/>
+                <w:szCs w:val="22"/>
+              </w:rPr>
+            </w:pPr>
+            <w:r>
+              <w:rPr>
+                <w:sz w:val="22"/>
+                <w:szCs w:val="22"/>
+              </w:rPr>
+              <w:t xml:space="preserve">новое по разделам и число вакансий, которые пора продлить; отметка «просмотрено»</w:t>
             </w:r>
           </w:p>
         </w:tc>
@@ -32839,46 +33142,36 @@
       <w:r>
         <w:rPr>
           <w:b/>
-          <w:bCs/>
-        </w:rPr>
-        <w:t>Кандидат в каталоге</w:t>
-      </w:r>
-      <w:r>
-        <w:t xml:space="preserve">: виден, если профиль не скрыт и статус поиска не </w:t>
-      </w:r>
-      <w:proofErr w:type="spellStart"/>
-      <w:r>
-        <w:rPr>
-          <w:rStyle w:val="VerbatimChar"/>
-          <w:rFonts w:ascii="Times New Roman" w:hAnsi="Times New Roman"/>
-          <w:sz w:val="28"/>
-        </w:rPr>
-        <w:t>closed</w:t>
-      </w:r>
-      <w:proofErr w:type="spellEnd"/>
-      <w:r>
-        <w:t>; анонимен (</w:t>
-      </w:r>
-      <w:proofErr w:type="spellStart"/>
-      <w:r>
-        <w:rPr>
-          <w:rStyle w:val="VerbatimChar"/>
-          <w:rFonts w:ascii="Times New Roman" w:hAnsi="Times New Roman"/>
-          <w:sz w:val="28"/>
-        </w:rPr>
-        <w:t>anon_id</w:t>
-      </w:r>
-      <w:proofErr w:type="spellEnd"/>
-      <w:r>
-        <w:t xml:space="preserve"> не связан с </w:t>
-      </w:r>
-      <w:proofErr w:type="spellStart"/>
-      <w:r>
-        <w:t>id</w:t>
-      </w:r>
-      <w:proofErr w:type="spellEnd"/>
-      <w:r>
-        <w:t xml:space="preserve"> пользователя) до принятия приглашения или собственного отклика.</w:t>
+        </w:rPr>
+        <w:t xml:space="preserve">Кандидат в каталоге</w:t>
+      </w:r>
+      <w:r>
+        <w:rPr/>
+        <w:t xml:space="preserve">: виден, если профиль не скрыт, статус поиска не </w:t>
+      </w:r>
+      <w:r>
+        <w:rPr>
+          <w:rStyle w:val="VerbatimChar"/>
+          <w:rFonts w:ascii="Times New Roman" w:hAnsi="Times New Roman"/>
+          <w:sz w:val="28"/>
+        </w:rPr>
+        <w:t xml:space="preserve">closed</w:t>
+      </w:r>
+      <w:r>
+        <w:rPr/>
+        <w:t xml:space="preserve"> и аккаунт не заблокирован модератором; анонимен (</w:t>
+      </w:r>
+      <w:r>
+        <w:rPr>
+          <w:rStyle w:val="VerbatimChar"/>
+          <w:rFonts w:ascii="Times New Roman" w:hAnsi="Times New Roman"/>
+          <w:sz w:val="28"/>
+        </w:rPr>
+        <w:t xml:space="preserve">anon_id</w:t>
+      </w:r>
+      <w:r>
+        <w:rPr/>
+        <w:t xml:space="preserve"> не связан с id пользователя) до принятия приглашения или собственного отклика. До согласия кандидат видит компанию и вилку, а компания — анонимную карточку.</w:t>
       </w:r>
     </w:p>
     <w:p>
@@ -42953,76 +43246,38 @@
       <w:r>
         <w:t xml:space="preserve">Демо-данные: </w:t>
       </w:r>
-      <w:proofErr w:type="spellStart"/>
-      <w:r>
-        <w:rPr>
-          <w:rStyle w:val="VerbatimChar"/>
-          <w:rFonts w:ascii="Times New Roman" w:hAnsi="Times New Roman"/>
-          <w:sz w:val="28"/>
-        </w:rPr>
-        <w:t>make</w:t>
-      </w:r>
-      <w:proofErr w:type="spellEnd"/>
-      <w:r>
-        <w:rPr>
-          <w:rStyle w:val="VerbatimChar"/>
-          <w:rFonts w:ascii="Times New Roman" w:hAnsi="Times New Roman"/>
-          <w:sz w:val="28"/>
-        </w:rPr>
-        <w:t xml:space="preserve"> </w:t>
-      </w:r>
-      <w:proofErr w:type="spellStart"/>
-      <w:r>
-        <w:rPr>
-          <w:rStyle w:val="VerbatimChar"/>
-          <w:rFonts w:ascii="Times New Roman" w:hAnsi="Times New Roman"/>
-          <w:sz w:val="28"/>
-        </w:rPr>
-        <w:t>seed-demo</w:t>
-      </w:r>
-      <w:proofErr w:type="spellEnd"/>
-      <w:r>
-        <w:rPr>
-          <w:rStyle w:val="VerbatimChar"/>
-          <w:rFonts w:ascii="Times New Roman" w:hAnsi="Times New Roman"/>
-          <w:sz w:val="28"/>
-        </w:rPr>
-        <w:t xml:space="preserve"> N=2000 C=8</w:t>
-      </w:r>
-      <w:r>
-        <w:t xml:space="preserve"> — 2000 кандидатов разных специализаций и грейдов (навыки, образование, софт-скиллы, категории) и 8 компаний с описанием, вакансиями (часть пора продлить) и задачами для кандидатов. В массовые аккаунты войти нельзя; для показа при первом запуске создаются </w:t>
-      </w:r>
-      <w:r>
-        <w:rPr>
-          <w:rStyle w:val="VerbatimChar"/>
-          <w:rFonts w:ascii="Times New Roman" w:hAnsi="Times New Roman"/>
-          <w:sz w:val="28"/>
-        </w:rPr>
-        <w:t>demo-candidate@example.org</w:t>
-      </w:r>
-      <w:r>
-        <w:t xml:space="preserve"> и </w:t>
-      </w:r>
-      <w:r>
-        <w:rPr>
-          <w:rStyle w:val="VerbatimChar"/>
-          <w:rFonts w:ascii="Times New Roman" w:hAnsi="Times New Roman"/>
-          <w:sz w:val="28"/>
-        </w:rPr>
-        <w:t>demo-hr@example.org</w:t>
-      </w:r>
-      <w:r>
-        <w:t xml:space="preserve"> — их пароль команда печатает </w:t>
-      </w:r>
-      <w:r>
-        <w:rPr>
-          <w:b/>
-          <w:bCs/>
-        </w:rPr>
-        <w:t>один раз</w:t>
-      </w:r>
-      <w:r>
-        <w:t>.</w:t>
+      <w:r>
+        <w:rPr>
+          <w:rStyle w:val="VerbatimChar"/>
+          <w:rFonts w:ascii="Times New Roman" w:hAnsi="Times New Roman"/>
+          <w:sz w:val="28"/>
+        </w:rPr>
+        <w:t xml:space="preserve">make seed-demo N=2000 C=8</w:t>
+      </w:r>
+      <w:r>
+        <w:t xml:space="preserve"> — 2000 кандидатов разных специализаций и грейдов (навыки, образование, софт-скиллы, категории) и 8 компаний с описанием, вакансиями (часть пора продлить) и задачами для кандидатов, во всех состояниях модерации: компании на проверке и заблокированные, черновики, закрытые и заблокированные вакансии, жалобы, заблокированные кандидаты. В массовые аккаунты войти нельзя; для показа создаются именные аккаунты (список — </w:t>
+      </w:r>
+      <w:r>
+        <w:rPr>
+          <w:rStyle w:val="VerbatimChar"/>
+          <w:rFonts w:ascii="Times New Roman" w:hAnsi="Times New Roman"/>
+          <w:sz w:val="28"/>
+        </w:rPr>
+        <w:t xml:space="preserve">docs/jury.md</w:t>
+      </w:r>
+      <w:r>
+        <w:t xml:space="preserve">). Их пароль — из </w:t>
+      </w:r>
+      <w:r>
+        <w:rPr>
+          <w:rStyle w:val="VerbatimChar"/>
+          <w:rFonts w:ascii="Times New Roman" w:hAnsi="Times New Roman"/>
+          <w:sz w:val="28"/>
+        </w:rPr>
+        <w:t xml:space="preserve">export DEMO_PASSWORD</w:t>
+      </w:r>
+      <w:r>
+        <w:t xml:space="preserve">, иначе случайный и печатается один раз; заданный пароль в вывод не попадает.</w:t>
       </w:r>
     </w:p>
     <w:p>
@@ -43169,9 +43424,16 @@
                 <w:szCs w:val="22"/>
                 <w:lang w:val="en-US"/>
               </w:rPr>
-              <w:t>make up S="</w:t>
-            </w:r>
-            <w:proofErr w:type="spellStart"/>
+              <w:t xml:space="preserve">make up S="db api"</w:t>
+            </w:r>
+            <w:r>
+              <w:rPr>
+                <w:sz w:val="22"/>
+                <w:szCs w:val="22"/>
+                <w:lang w:val="en-US"/>
+              </w:rPr>
+              <w:t xml:space="preserve"> / </w:t>
+            </w:r>
             <w:r>
               <w:rPr>
                 <w:rStyle w:val="VerbatimChar"/>
@@ -43179,9 +43441,16 @@
                 <w:szCs w:val="22"/>
                 <w:lang w:val="en-US"/>
               </w:rPr>
-              <w:t>db</w:t>
-            </w:r>
-            <w:proofErr w:type="spellEnd"/>
+              <w:t xml:space="preserve">make down S=web</w:t>
+            </w:r>
+            <w:r>
+              <w:rPr>
+                <w:sz w:val="22"/>
+                <w:szCs w:val="22"/>
+                <w:lang w:val="en-US"/>
+              </w:rPr>
+              <w:t xml:space="preserve"> / </w:t>
+            </w:r>
             <w:r>
               <w:rPr>
                 <w:rStyle w:val="VerbatimChar"/>
@@ -43189,9 +43458,16 @@
                 <w:szCs w:val="22"/>
                 <w:lang w:val="en-US"/>
               </w:rPr>
-              <w:t xml:space="preserve"> </w:t>
-            </w:r>
-            <w:proofErr w:type="spellStart"/>
+              <w:t xml:space="preserve">make stop S=…</w:t>
+            </w:r>
+            <w:r>
+              <w:rPr>
+                <w:sz w:val="22"/>
+                <w:szCs w:val="22"/>
+                <w:lang w:val="en-US"/>
+              </w:rPr>
+              <w:t xml:space="preserve"> / </w:t>
+            </w:r>
             <w:r>
               <w:rPr>
                 <w:rStyle w:val="VerbatimChar"/>
@@ -43199,9 +43475,16 @@
                 <w:szCs w:val="22"/>
                 <w:lang w:val="en-US"/>
               </w:rPr>
-              <w:t>api</w:t>
-            </w:r>
-            <w:proofErr w:type="spellEnd"/>
+              <w:t xml:space="preserve">make build S=…</w:t>
+            </w:r>
+            <w:r>
+              <w:rPr>
+                <w:sz w:val="22"/>
+                <w:szCs w:val="22"/>
+                <w:lang w:val="en-US"/>
+              </w:rPr>
+              <w:t xml:space="preserve"> / </w:t>
+            </w:r>
             <w:r>
               <w:rPr>
                 <w:rStyle w:val="VerbatimChar"/>
@@ -43209,7 +43492,7 @@
                 <w:szCs w:val="22"/>
                 <w:lang w:val="en-US"/>
               </w:rPr>
-              <w:t>"</w:t>
+              <w:t xml:space="preserve">make logs S=api</w:t>
             </w:r>
             <w:r>
               <w:rPr>
@@ -43226,52 +43509,86 @@
                 <w:szCs w:val="22"/>
                 <w:lang w:val="en-US"/>
               </w:rPr>
-              <w:t>make down S=web</w:t>
-            </w:r>
+              <w:t xml:space="preserve">make ps</w:t>
+            </w:r>
+          </w:p>
+        </w:tc>
+        <w:tc>
+          <w:tcPr>
+            <w:tcW w:w="4953" w:type="dxa"/>
+          </w:tcPr>
+          <w:p>
+            <w:pPr>
+              <w:pStyle w:val="Compact"/>
+              <w:spacing w:before="0" w:after="0" w:line="240" w:lineRule="auto"/>
+              <w:ind w:firstLine="0"/>
+              <w:jc w:val="center"/>
+              <w:rPr>
+                <w:sz w:val="22"/>
+                <w:szCs w:val="22"/>
+              </w:rPr>
+            </w:pPr>
             <w:r>
               <w:rPr>
                 <w:sz w:val="22"/>
                 <w:szCs w:val="22"/>
                 <w:lang w:val="en-US"/>
               </w:rPr>
-              <w:t xml:space="preserve"> / </w:t>
-            </w:r>
+              <w:t xml:space="preserve">управление выбранными сервисами</w:t>
+            </w:r>
+          </w:p>
+        </w:tc>
+      </w:tr>
+      <w:tr>
+        <w:tc>
+          <w:tcPr>
+            <w:tcW w:w="4844" w:type="dxa"/>
+          </w:tcPr>
+          <w:p>
+            <w:pPr>
+              <w:pStyle w:val="Compact"/>
+              <w:spacing w:before="0" w:after="0" w:line="240" w:lineRule="auto"/>
+              <w:ind w:firstLine="0"/>
+              <w:jc w:val="center"/>
+              <w:rPr>
+                <w:sz w:val="22"/>
+                <w:szCs w:val="22"/>
+              </w:rPr>
+            </w:pPr>
+            <w:proofErr w:type="spellStart"/>
             <w:r>
               <w:rPr>
                 <w:rStyle w:val="VerbatimChar"/>
                 <w:rFonts w:ascii="Times New Roman" w:hAnsi="Times New Roman"/>
                 <w:szCs w:val="22"/>
-                <w:lang w:val="en-US"/>
-              </w:rPr>
-              <w:t>make logs S=</w:t>
-            </w:r>
-            <w:proofErr w:type="spellStart"/>
+              </w:rPr>
+              <w:t>make</w:t>
+            </w:r>
+            <w:proofErr w:type="spellEnd"/>
             <w:r>
               <w:rPr>
                 <w:rStyle w:val="VerbatimChar"/>
                 <w:rFonts w:ascii="Times New Roman" w:hAnsi="Times New Roman"/>
                 <w:szCs w:val="22"/>
-                <w:lang w:val="en-US"/>
-              </w:rPr>
-              <w:t>api</w:t>
-            </w:r>
-            <w:proofErr w:type="spellEnd"/>
-            <w:r>
-              <w:rPr>
-                <w:sz w:val="22"/>
-                <w:szCs w:val="22"/>
-                <w:lang w:val="en-US"/>
-              </w:rPr>
-              <w:t xml:space="preserve"> / </w:t>
-            </w:r>
+              </w:rPr>
+              <w:t xml:space="preserve"> </w:t>
+            </w:r>
+            <w:proofErr w:type="spellStart"/>
             <w:r>
               <w:rPr>
                 <w:rStyle w:val="VerbatimChar"/>
                 <w:rFonts w:ascii="Times New Roman" w:hAnsi="Times New Roman"/>
                 <w:szCs w:val="22"/>
-                <w:lang w:val="en-US"/>
-              </w:rPr>
-              <w:t xml:space="preserve">make </w:t>
+              </w:rPr>
+              <w:t>dev</w:t>
+            </w:r>
+            <w:proofErr w:type="spellEnd"/>
+            <w:r>
+              <w:rPr>
+                <w:sz w:val="22"/>
+                <w:szCs w:val="22"/>
+              </w:rPr>
+              <w:t xml:space="preserve"> / </w:t>
             </w:r>
             <w:proofErr w:type="spellStart"/>
             <w:r>
@@ -43279,11 +43596,28 @@
                 <w:rStyle w:val="VerbatimChar"/>
                 <w:rFonts w:ascii="Times New Roman" w:hAnsi="Times New Roman"/>
                 <w:szCs w:val="22"/>
-                <w:lang w:val="en-US"/>
-              </w:rPr>
-              <w:t>ps</w:t>
+              </w:rPr>
+              <w:t>make</w:t>
             </w:r>
             <w:proofErr w:type="spellEnd"/>
+            <w:r>
+              <w:rPr>
+                <w:rStyle w:val="VerbatimChar"/>
+                <w:rFonts w:ascii="Times New Roman" w:hAnsi="Times New Roman"/>
+                <w:szCs w:val="22"/>
+              </w:rPr>
+              <w:t xml:space="preserve"> </w:t>
+            </w:r>
+            <w:proofErr w:type="spellStart"/>
+            <w:r>
+              <w:rPr>
+                <w:rStyle w:val="VerbatimChar"/>
+                <w:rFonts w:ascii="Times New Roman" w:hAnsi="Times New Roman"/>
+                <w:szCs w:val="22"/>
+              </w:rPr>
+              <w:t>prod</w:t>
+            </w:r>
+            <w:proofErr w:type="spellEnd"/>
           </w:p>
         </w:tc>
         <w:tc>
@@ -43306,8 +43640,33 @@
                 <w:sz w:val="22"/>
                 <w:szCs w:val="22"/>
               </w:rPr>
-              <w:t>управление выбранными сервисами</w:t>
-            </w:r>
+              <w:t xml:space="preserve">весь стек в режиме </w:t>
+            </w:r>
+            <w:proofErr w:type="spellStart"/>
+            <w:r>
+              <w:rPr>
+                <w:sz w:val="22"/>
+                <w:szCs w:val="22"/>
+              </w:rPr>
+              <w:t>dev</w:t>
+            </w:r>
+            <w:proofErr w:type="spellEnd"/>
+            <w:r>
+              <w:rPr>
+                <w:sz w:val="22"/>
+                <w:szCs w:val="22"/>
+              </w:rPr>
+              <w:t xml:space="preserve"> / </w:t>
+            </w:r>
+            <w:proofErr w:type="spellStart"/>
+            <w:r>
+              <w:rPr>
+                <w:sz w:val="22"/>
+                <w:szCs w:val="22"/>
+              </w:rPr>
+              <w:t>prod</w:t>
+            </w:r>
+            <w:proofErr w:type="spellEnd"/>
           </w:p>
         </w:tc>
       </w:tr>
@@ -43352,16 +43711,52 @@
                 <w:rFonts w:ascii="Times New Roman" w:hAnsi="Times New Roman"/>
                 <w:szCs w:val="22"/>
               </w:rPr>
-              <w:t>dev</w:t>
+              <w:t>migrate</w:t>
             </w:r>
             <w:proofErr w:type="spellEnd"/>
-            <w:r>
-              <w:rPr>
-                <w:sz w:val="22"/>
-                <w:szCs w:val="22"/>
-              </w:rPr>
-              <w:t xml:space="preserve"> / </w:t>
-            </w:r>
+          </w:p>
+        </w:tc>
+        <w:tc>
+          <w:tcPr>
+            <w:tcW w:w="4953" w:type="dxa"/>
+          </w:tcPr>
+          <w:p>
+            <w:pPr>
+              <w:pStyle w:val="Compact"/>
+              <w:spacing w:before="0" w:after="0" w:line="240" w:lineRule="auto"/>
+              <w:ind w:firstLine="0"/>
+              <w:jc w:val="center"/>
+              <w:rPr>
+                <w:sz w:val="22"/>
+                <w:szCs w:val="22"/>
+              </w:rPr>
+            </w:pPr>
+            <w:r>
+              <w:rPr>
+                <w:sz w:val="22"/>
+                <w:szCs w:val="22"/>
+              </w:rPr>
+              <w:t>применить миграции вручную (обычно применяются сами)</w:t>
+            </w:r>
+          </w:p>
+        </w:tc>
+      </w:tr>
+      <w:tr>
+        <w:tc>
+          <w:tcPr>
+            <w:tcW w:w="4844" w:type="dxa"/>
+          </w:tcPr>
+          <w:p>
+            <w:pPr>
+              <w:pStyle w:val="Compact"/>
+              <w:spacing w:before="0" w:after="0" w:line="240" w:lineRule="auto"/>
+              <w:ind w:firstLine="0"/>
+              <w:jc w:val="center"/>
+              <w:rPr>
+                <w:sz w:val="22"/>
+                <w:szCs w:val="22"/>
+              </w:rPr>
+            </w:pPr>
             <w:proofErr w:type="spellStart"/>
             <w:r>
               <w:rPr>
@@ -43387,9 +43782,17 @@
                 <w:rFonts w:ascii="Times New Roman" w:hAnsi="Times New Roman"/>
                 <w:szCs w:val="22"/>
               </w:rPr>
-              <w:t>prod</w:t>
+              <w:t>create-admin</w:t>
             </w:r>
             <w:proofErr w:type="spellEnd"/>
+            <w:r>
+              <w:rPr>
+                <w:rStyle w:val="VerbatimChar"/>
+                <w:rFonts w:ascii="Times New Roman" w:hAnsi="Times New Roman"/>
+                <w:szCs w:val="22"/>
+              </w:rPr>
+              <w:t xml:space="preserve"> EMAIL=…</w:t>
+            </w:r>
           </w:p>
         </w:tc>
         <w:tc>
@@ -43407,20 +43810,13 @@
                 <w:szCs w:val="22"/>
               </w:rPr>
             </w:pPr>
-            <w:r>
-              <w:rPr>
-                <w:sz w:val="22"/>
-                <w:szCs w:val="22"/>
-              </w:rPr>
-              <w:t xml:space="preserve">весь стек в режиме </w:t>
-            </w:r>
             <w:proofErr w:type="spellStart"/>
             <w:r>
               <w:rPr>
                 <w:sz w:val="22"/>
                 <w:szCs w:val="22"/>
               </w:rPr>
-              <w:t>dev</w:t>
+              <w:t>суперадмин</w:t>
             </w:r>
             <w:proofErr w:type="spellEnd"/>
             <w:r>
@@ -43428,17 +43824,8 @@
                 <w:sz w:val="22"/>
                 <w:szCs w:val="22"/>
               </w:rPr>
-              <w:t xml:space="preserve"> / </w:t>
-            </w:r>
-            <w:proofErr w:type="spellStart"/>
-            <w:r>
-              <w:rPr>
-                <w:sz w:val="22"/>
-                <w:szCs w:val="22"/>
-              </w:rPr>
-              <w:t>prod</w:t>
-            </w:r>
-            <w:proofErr w:type="spellEnd"/>
+              <w:t>; пароль спросит, выведет одноразовый код подключения 2FA</w:t>
+            </w:r>
           </w:p>
         </w:tc>
       </w:tr>
@@ -43456,59 +43843,128 @@
               <w:rPr>
                 <w:sz w:val="22"/>
                 <w:szCs w:val="22"/>
-              </w:rPr>
-            </w:pPr>
-            <w:proofErr w:type="spellStart"/>
+                <w:lang w:val="en-US"/>
+              </w:rPr>
+            </w:pPr>
             <w:r>
               <w:rPr>
                 <w:rStyle w:val="VerbatimChar"/>
                 <w:rFonts w:ascii="Times New Roman" w:hAnsi="Times New Roman"/>
                 <w:szCs w:val="22"/>
-              </w:rPr>
-              <w:t>make</w:t>
-            </w:r>
-            <w:proofErr w:type="spellEnd"/>
+                <w:lang w:val="en-US"/>
+              </w:rPr>
+              <w:t>make reset-admin-2fa EMAIL=…</w:t>
+            </w:r>
+          </w:p>
+        </w:tc>
+        <w:tc>
+          <w:tcPr>
+            <w:tcW w:w="4953" w:type="dxa"/>
+          </w:tcPr>
+          <w:p>
+            <w:pPr>
+              <w:pStyle w:val="Compact"/>
+              <w:spacing w:before="0" w:after="0" w:line="240" w:lineRule="auto"/>
+              <w:ind w:firstLine="0"/>
+              <w:jc w:val="center"/>
+              <w:rPr>
+                <w:sz w:val="22"/>
+                <w:szCs w:val="22"/>
+              </w:rPr>
+            </w:pPr>
+            <w:r>
+              <w:rPr>
+                <w:sz w:val="22"/>
+                <w:szCs w:val="22"/>
+              </w:rPr>
+              <w:t>потерян телефон: новая настройка 2FA, все сессии администратора завершаются</w:t>
+            </w:r>
+          </w:p>
+        </w:tc>
+      </w:tr>
+      <w:tr>
+        <w:tc>
+          <w:tcPr>
+            <w:tcW w:w="4844" w:type="dxa"/>
+          </w:tcPr>
+          <w:p>
+            <w:pPr>
+              <w:pStyle w:val="Compact"/>
+              <w:spacing w:before="0" w:after="0" w:line="240" w:lineRule="auto"/>
+              <w:ind w:firstLine="0"/>
+              <w:jc w:val="center"/>
+              <w:rPr>
+                <w:sz w:val="22"/>
+                <w:szCs w:val="22"/>
+              </w:rPr>
+            </w:pPr>
             <w:r>
               <w:rPr>
                 <w:rStyle w:val="VerbatimChar"/>
                 <w:rFonts w:ascii="Times New Roman" w:hAnsi="Times New Roman"/>
                 <w:szCs w:val="22"/>
-              </w:rPr>
-              <w:t xml:space="preserve"> </w:t>
-            </w:r>
-            <w:proofErr w:type="spellStart"/>
+                <w:lang w:val="en-US"/>
+              </w:rPr>
+              <w:t xml:space="preserve">make smtp MODE=prod</w:t>
+            </w:r>
+          </w:p>
+        </w:tc>
+        <w:tc>
+          <w:tcPr>
+            <w:tcW w:w="4953" w:type="dxa"/>
+          </w:tcPr>
+          <w:p>
+            <w:pPr>
+              <w:pStyle w:val="Compact"/>
+              <w:spacing w:before="0" w:after="0" w:line="240" w:lineRule="auto"/>
+              <w:ind w:firstLine="0"/>
+              <w:jc w:val="center"/>
+              <w:rPr>
+                <w:sz w:val="22"/>
+                <w:szCs w:val="22"/>
+              </w:rPr>
+            </w:pPr>
+            <w:r>
+              <w:rPr>
+                <w:sz w:val="22"/>
+                <w:szCs w:val="22"/>
+                <w:lang w:val="en-US"/>
+              </w:rPr>
+              <w:t xml:space="preserve">почта на сервере: спросит ящик и пароль приложения (скрытно), проверит вход по STARTTLS с проверкой сертификата и только потом запишет </w:t>
+            </w:r>
             <w:r>
               <w:rPr>
                 <w:rStyle w:val="VerbatimChar"/>
                 <w:rFonts w:ascii="Times New Roman" w:hAnsi="Times New Roman"/>
                 <w:szCs w:val="22"/>
-              </w:rPr>
-              <w:t>migrate</w:t>
-            </w:r>
-            <w:proofErr w:type="spellEnd"/>
-          </w:p>
-        </w:tc>
-        <w:tc>
-          <w:tcPr>
-            <w:tcW w:w="4953" w:type="dxa"/>
-          </w:tcPr>
-          <w:p>
-            <w:pPr>
-              <w:pStyle w:val="Compact"/>
-              <w:spacing w:before="0" w:after="0" w:line="240" w:lineRule="auto"/>
-              <w:ind w:firstLine="0"/>
-              <w:jc w:val="center"/>
-              <w:rPr>
-                <w:sz w:val="22"/>
-                <w:szCs w:val="22"/>
-              </w:rPr>
-            </w:pPr>
-            <w:r>
-              <w:rPr>
-                <w:sz w:val="22"/>
-                <w:szCs w:val="22"/>
-              </w:rPr>
-              <w:t>применить миграции вручную (обычно применяются сами)</w:t>
+                <w:lang w:val="en-US"/>
+              </w:rPr>
+              <w:t xml:space="preserve">SMTP_*</w:t>
+            </w:r>
+            <w:r>
+              <w:rPr>
+                <w:sz w:val="22"/>
+                <w:szCs w:val="22"/>
+                <w:lang w:val="en-US"/>
+              </w:rPr>
+              <w:t xml:space="preserve"> в </w:t>
+            </w:r>
+            <w:r>
+              <w:rPr>
+                <w:rStyle w:val="VerbatimChar"/>
+                <w:rFonts w:ascii="Times New Roman" w:hAnsi="Times New Roman"/>
+                <w:szCs w:val="22"/>
+                <w:lang w:val="en-US"/>
+              </w:rPr>
+              <w:t xml:space="preserve">.env</w:t>
+            </w:r>
+            <w:r>
+              <w:rPr>
+                <w:sz w:val="22"/>
+                <w:szCs w:val="22"/>
+                <w:lang w:val="en-US"/>
+              </w:rPr>
+              <w:t xml:space="preserve"> и перезапустит worker</w:t>
             </w:r>
           </w:p>
         </w:tc>
@@ -43529,275 +43985,119 @@
                 <w:szCs w:val="22"/>
               </w:rPr>
             </w:pPr>
-            <w:proofErr w:type="spellStart"/>
             <w:r>
               <w:rPr>
                 <w:rStyle w:val="VerbatimChar"/>
                 <w:rFonts w:ascii="Times New Roman" w:hAnsi="Times New Roman"/>
                 <w:szCs w:val="22"/>
-              </w:rPr>
-              <w:t>make</w:t>
-            </w:r>
-            <w:proofErr w:type="spellEnd"/>
+                <w:lang w:val="en-US"/>
+              </w:rPr>
+              <w:t xml:space="preserve">make confirm-email EMAIL=…</w:t>
+            </w:r>
+          </w:p>
+        </w:tc>
+        <w:tc>
+          <w:tcPr>
+            <w:tcW w:w="4953" w:type="dxa"/>
+          </w:tcPr>
+          <w:p>
+            <w:pPr>
+              <w:pStyle w:val="Compact"/>
+              <w:spacing w:before="0" w:after="0" w:line="240" w:lineRule="auto"/>
+              <w:ind w:firstLine="0"/>
+              <w:jc w:val="center"/>
+              <w:rPr>
+                <w:sz w:val="22"/>
+                <w:szCs w:val="22"/>
+              </w:rPr>
+            </w:pPr>
+            <w:r>
+              <w:rPr>
+                <w:sz w:val="22"/>
+                <w:szCs w:val="22"/>
+                <w:lang w:val="en-US"/>
+              </w:rPr>
+              <w:t xml:space="preserve">подтвердить почту пользователя вручную (письмо не дошло)</w:t>
+            </w:r>
+          </w:p>
+        </w:tc>
+      </w:tr>
+      <w:tr>
+        <w:tc>
+          <w:tcPr>
+            <w:tcW w:w="4844" w:type="dxa"/>
+          </w:tcPr>
+          <w:p>
+            <w:pPr>
+              <w:pStyle w:val="Compact"/>
+              <w:spacing w:before="0" w:after="0" w:line="240" w:lineRule="auto"/>
+              <w:ind w:firstLine="0"/>
+              <w:jc w:val="center"/>
+              <w:rPr>
+                <w:sz w:val="22"/>
+                <w:szCs w:val="22"/>
+                <w:lang w:val="en-US"/>
+              </w:rPr>
+            </w:pPr>
             <w:r>
               <w:rPr>
                 <w:rStyle w:val="VerbatimChar"/>
                 <w:rFonts w:ascii="Times New Roman" w:hAnsi="Times New Roman"/>
                 <w:szCs w:val="22"/>
-              </w:rPr>
-              <w:t xml:space="preserve"> </w:t>
-            </w:r>
-            <w:proofErr w:type="spellStart"/>
+                <w:lang w:val="en-US"/>
+              </w:rPr>
+              <w:t xml:space="preserve">make seed-demo N=… C=…</w:t>
+            </w:r>
+          </w:p>
+        </w:tc>
+        <w:tc>
+          <w:tcPr>
+            <w:tcW w:w="4953" w:type="dxa"/>
+          </w:tcPr>
+          <w:p>
+            <w:pPr>
+              <w:pStyle w:val="Compact"/>
+              <w:spacing w:before="0" w:after="0" w:line="240" w:lineRule="auto"/>
+              <w:ind w:firstLine="0"/>
+              <w:jc w:val="center"/>
+              <w:rPr>
+                <w:sz w:val="22"/>
+                <w:szCs w:val="22"/>
+              </w:rPr>
+            </w:pPr>
+            <w:r>
+              <w:rPr>
+                <w:sz w:val="22"/>
+                <w:szCs w:val="22"/>
+                <w:lang w:val="en-US"/>
+              </w:rPr>
+              <w:t xml:space="preserve">демо-кандидаты и компании; в prod — только явно, </w:t>
+            </w:r>
             <w:r>
               <w:rPr>
                 <w:rStyle w:val="VerbatimChar"/>
                 <w:rFonts w:ascii="Times New Roman" w:hAnsi="Times New Roman"/>
                 <w:szCs w:val="22"/>
-              </w:rPr>
-              <w:t>create-admin</w:t>
-            </w:r>
-            <w:proofErr w:type="spellEnd"/>
+                <w:lang w:val="en-US"/>
+              </w:rPr>
+              <w:t xml:space="preserve">MODE=prod STAND=1</w:t>
+            </w:r>
+            <w:r>
+              <w:rPr>
+                <w:sz w:val="22"/>
+                <w:szCs w:val="22"/>
+                <w:lang w:val="en-US"/>
+              </w:rPr>
+              <w:t xml:space="preserve"> (стенд жюри), пароль входов — </w:t>
+            </w:r>
             <w:r>
               <w:rPr>
                 <w:rStyle w:val="VerbatimChar"/>
                 <w:rFonts w:ascii="Times New Roman" w:hAnsi="Times New Roman"/>
                 <w:szCs w:val="22"/>
-              </w:rPr>
-              <w:t xml:space="preserve"> EMAIL=…</w:t>
-            </w:r>
-          </w:p>
-        </w:tc>
-        <w:tc>
-          <w:tcPr>
-            <w:tcW w:w="4953" w:type="dxa"/>
-          </w:tcPr>
-          <w:p>
-            <w:pPr>
-              <w:pStyle w:val="Compact"/>
-              <w:spacing w:before="0" w:after="0" w:line="240" w:lineRule="auto"/>
-              <w:ind w:firstLine="0"/>
-              <w:jc w:val="center"/>
-              <w:rPr>
-                <w:sz w:val="22"/>
-                <w:szCs w:val="22"/>
-              </w:rPr>
-            </w:pPr>
-            <w:proofErr w:type="spellStart"/>
-            <w:r>
-              <w:rPr>
-                <w:sz w:val="22"/>
-                <w:szCs w:val="22"/>
-              </w:rPr>
-              <w:t>суперадмин</w:t>
-            </w:r>
-            <w:proofErr w:type="spellEnd"/>
-            <w:r>
-              <w:rPr>
-                <w:sz w:val="22"/>
-                <w:szCs w:val="22"/>
-              </w:rPr>
-              <w:t>; пароль спросит, выведет одноразовый код подключения 2FA</w:t>
-            </w:r>
-          </w:p>
-        </w:tc>
-      </w:tr>
-      <w:tr>
-        <w:tc>
-          <w:tcPr>
-            <w:tcW w:w="4844" w:type="dxa"/>
-          </w:tcPr>
-          <w:p>
-            <w:pPr>
-              <w:pStyle w:val="Compact"/>
-              <w:spacing w:before="0" w:after="0" w:line="240" w:lineRule="auto"/>
-              <w:ind w:firstLine="0"/>
-              <w:jc w:val="center"/>
-              <w:rPr>
-                <w:sz w:val="22"/>
-                <w:szCs w:val="22"/>
                 <w:lang w:val="en-US"/>
               </w:rPr>
-            </w:pPr>
-            <w:r>
-              <w:rPr>
-                <w:rStyle w:val="VerbatimChar"/>
-                <w:rFonts w:ascii="Times New Roman" w:hAnsi="Times New Roman"/>
-                <w:szCs w:val="22"/>
-                <w:lang w:val="en-US"/>
-              </w:rPr>
-              <w:t>make reset-admin-2fa EMAIL=…</w:t>
-            </w:r>
-          </w:p>
-        </w:tc>
-        <w:tc>
-          <w:tcPr>
-            <w:tcW w:w="4953" w:type="dxa"/>
-          </w:tcPr>
-          <w:p>
-            <w:pPr>
-              <w:pStyle w:val="Compact"/>
-              <w:spacing w:before="0" w:after="0" w:line="240" w:lineRule="auto"/>
-              <w:ind w:firstLine="0"/>
-              <w:jc w:val="center"/>
-              <w:rPr>
-                <w:sz w:val="22"/>
-                <w:szCs w:val="22"/>
-              </w:rPr>
-            </w:pPr>
-            <w:r>
-              <w:rPr>
-                <w:sz w:val="22"/>
-                <w:szCs w:val="22"/>
-              </w:rPr>
-              <w:t>потерян телефон: новая настройка 2FA, все сессии администратора завершаются</w:t>
-            </w:r>
-          </w:p>
-        </w:tc>
-      </w:tr>
-      <w:tr>
-        <w:tc>
-          <w:tcPr>
-            <w:tcW w:w="4844" w:type="dxa"/>
-          </w:tcPr>
-          <w:p>
-            <w:pPr>
-              <w:pStyle w:val="Compact"/>
-              <w:spacing w:before="0" w:after="0" w:line="240" w:lineRule="auto"/>
-              <w:ind w:firstLine="0"/>
-              <w:jc w:val="center"/>
-              <w:rPr>
-                <w:sz w:val="22"/>
-                <w:szCs w:val="22"/>
-              </w:rPr>
-            </w:pPr>
-            <w:proofErr w:type="spellStart"/>
-            <w:r>
-              <w:rPr>
-                <w:rStyle w:val="VerbatimChar"/>
-                <w:rFonts w:ascii="Times New Roman" w:hAnsi="Times New Roman"/>
-                <w:szCs w:val="22"/>
-              </w:rPr>
-              <w:t>make</w:t>
-            </w:r>
-            <w:proofErr w:type="spellEnd"/>
-            <w:r>
-              <w:rPr>
-                <w:rStyle w:val="VerbatimChar"/>
-                <w:rFonts w:ascii="Times New Roman" w:hAnsi="Times New Roman"/>
-                <w:szCs w:val="22"/>
-              </w:rPr>
-              <w:t xml:space="preserve"> </w:t>
-            </w:r>
-            <w:proofErr w:type="spellStart"/>
-            <w:r>
-              <w:rPr>
-                <w:rStyle w:val="VerbatimChar"/>
-                <w:rFonts w:ascii="Times New Roman" w:hAnsi="Times New Roman"/>
-                <w:szCs w:val="22"/>
-              </w:rPr>
-              <w:t>confirm-email</w:t>
-            </w:r>
-            <w:proofErr w:type="spellEnd"/>
-            <w:r>
-              <w:rPr>
-                <w:rStyle w:val="VerbatimChar"/>
-                <w:rFonts w:ascii="Times New Roman" w:hAnsi="Times New Roman"/>
-                <w:szCs w:val="22"/>
-              </w:rPr>
-              <w:t xml:space="preserve"> EMAIL=…</w:t>
-            </w:r>
-          </w:p>
-        </w:tc>
-        <w:tc>
-          <w:tcPr>
-            <w:tcW w:w="4953" w:type="dxa"/>
-          </w:tcPr>
-          <w:p>
-            <w:pPr>
-              <w:pStyle w:val="Compact"/>
-              <w:spacing w:before="0" w:after="0" w:line="240" w:lineRule="auto"/>
-              <w:ind w:firstLine="0"/>
-              <w:jc w:val="center"/>
-              <w:rPr>
-                <w:sz w:val="22"/>
-                <w:szCs w:val="22"/>
-              </w:rPr>
-            </w:pPr>
-            <w:r>
-              <w:rPr>
-                <w:sz w:val="22"/>
-                <w:szCs w:val="22"/>
-              </w:rPr>
-              <w:t>подтвердить почту пользователя вручную (письмо не дошло)</w:t>
-            </w:r>
-          </w:p>
-        </w:tc>
-      </w:tr>
-      <w:tr>
-        <w:tc>
-          <w:tcPr>
-            <w:tcW w:w="4844" w:type="dxa"/>
-          </w:tcPr>
-          <w:p>
-            <w:pPr>
-              <w:pStyle w:val="Compact"/>
-              <w:spacing w:before="0" w:after="0" w:line="240" w:lineRule="auto"/>
-              <w:ind w:firstLine="0"/>
-              <w:jc w:val="center"/>
-              <w:rPr>
-                <w:sz w:val="22"/>
-                <w:szCs w:val="22"/>
-                <w:lang w:val="en-US"/>
-              </w:rPr>
-            </w:pPr>
-            <w:r>
-              <w:rPr>
-                <w:rStyle w:val="VerbatimChar"/>
-                <w:rFonts w:ascii="Times New Roman" w:hAnsi="Times New Roman"/>
-                <w:szCs w:val="22"/>
-                <w:lang w:val="en-US"/>
-              </w:rPr>
-              <w:t>make seed-demo N=… C=…</w:t>
-            </w:r>
-          </w:p>
-        </w:tc>
-        <w:tc>
-          <w:tcPr>
-            <w:tcW w:w="4953" w:type="dxa"/>
-          </w:tcPr>
-          <w:p>
-            <w:pPr>
-              <w:pStyle w:val="Compact"/>
-              <w:spacing w:before="0" w:after="0" w:line="240" w:lineRule="auto"/>
-              <w:ind w:firstLine="0"/>
-              <w:jc w:val="center"/>
-              <w:rPr>
-                <w:sz w:val="22"/>
-                <w:szCs w:val="22"/>
-              </w:rPr>
-            </w:pPr>
-            <w:r>
-              <w:rPr>
-                <w:sz w:val="22"/>
-                <w:szCs w:val="22"/>
-              </w:rPr>
-              <w:t xml:space="preserve">демо-кандидаты и компании (не работает в </w:t>
-            </w:r>
-            <w:proofErr w:type="spellStart"/>
-            <w:r>
-              <w:rPr>
-                <w:sz w:val="22"/>
-                <w:szCs w:val="22"/>
-              </w:rPr>
-              <w:t>prod</w:t>
-            </w:r>
-            <w:proofErr w:type="spellEnd"/>
-            <w:r>
-              <w:rPr>
-                <w:sz w:val="22"/>
-                <w:szCs w:val="22"/>
-              </w:rPr>
-              <w:t>)</w:t>
+              <w:t xml:space="preserve">export DEMO_PASSWORD</w:t>
             </w:r>
           </w:p>
         </w:tc>
@@ -44520,34 +44820,68 @@
                 <w:szCs w:val="22"/>
               </w:rPr>
             </w:pPr>
-            <w:proofErr w:type="spellStart"/>
             <w:r>
               <w:rPr>
                 <w:rStyle w:val="VerbatimChar"/>
                 <w:rFonts w:ascii="Times New Roman" w:hAnsi="Times New Roman"/>
                 <w:szCs w:val="22"/>
-              </w:rPr>
-              <w:t>make</w:t>
-            </w:r>
-            <w:proofErr w:type="spellEnd"/>
+                <w:lang w:val="en-US"/>
+              </w:rPr>
+              <w:t xml:space="preserve">make config</w:t>
+            </w:r>
+          </w:p>
+        </w:tc>
+        <w:tc>
+          <w:tcPr>
+            <w:tcW w:w="4953" w:type="dxa"/>
+          </w:tcPr>
+          <w:p>
+            <w:pPr>
+              <w:pStyle w:val="Compact"/>
+              <w:spacing w:before="0" w:after="0" w:line="240" w:lineRule="auto"/>
+              <w:ind w:firstLine="0"/>
+              <w:jc w:val="center"/>
+              <w:rPr>
+                <w:sz w:val="22"/>
+                <w:szCs w:val="22"/>
+              </w:rPr>
+            </w:pPr>
+            <w:r>
+              <w:rPr>
+                <w:sz w:val="22"/>
+                <w:szCs w:val="22"/>
+                <w:lang w:val="en-US"/>
+              </w:rPr>
+              <w:t xml:space="preserve">проверить итоговую конфигурацию compose</w:t>
+            </w:r>
+          </w:p>
+        </w:tc>
+      </w:tr>
+      <w:tr>
+        <w:tc>
+          <w:tcPr>
+            <w:tcW w:w="4844" w:type="dxa"/>
+          </w:tcPr>
+          <w:p>
+            <w:pPr>
+              <w:pStyle w:val="Compact"/>
+              <w:spacing w:before="0" w:after="0" w:line="240" w:lineRule="auto"/>
+              <w:ind w:firstLine="0"/>
+              <w:jc w:val="center"/>
+              <w:rPr>
+                <w:sz w:val="22"/>
+                <w:szCs w:val="22"/>
+              </w:rPr>
+            </w:pPr>
             <w:r>
               <w:rPr>
                 <w:rStyle w:val="VerbatimChar"/>
                 <w:rFonts w:ascii="Times New Roman" w:hAnsi="Times New Roman"/>
                 <w:szCs w:val="22"/>
-              </w:rPr>
-              <w:t xml:space="preserve"> </w:t>
-            </w:r>
-            <w:proofErr w:type="spellStart"/>
-            <w:r>
-              <w:rPr>
-                <w:rStyle w:val="VerbatimChar"/>
-                <w:rFonts w:ascii="Times New Roman" w:hAnsi="Times New Roman"/>
-                <w:szCs w:val="22"/>
-              </w:rPr>
-              <w:t>config</w:t>
-            </w:r>
-            <w:proofErr w:type="spellEnd"/>
+                <w:lang w:val="en-US"/>
+              </w:rPr>
+              <w:t xml:space="preserve">make fix-net</w:t>
+            </w:r>
           </w:p>
         </w:tc>
         <w:tc>
@@ -44569,8 +44903,9 @@
               <w:rPr>
                 <w:sz w:val="22"/>
                 <w:szCs w:val="22"/>
-              </w:rPr>
-              <w:t>проверить итоговую конфигурацию compose</w:t>
+                <w:lang w:val="en-US"/>
+              </w:rPr>
+              <w:t xml:space="preserve">только GitHub Codespaces: разрешить Docker пересылку трафика между сетями</w:t>
             </w:r>
           </w:p>
         </w:tc>
@@ -44673,7 +45008,19 @@
         <w:pStyle w:val="FirstParagraph"/>
       </w:pPr>
       <w:r>
-        <w:t>Сервер: 1–2 vCPU, 2 ГБ RAM, Docker, открытые порты 80 и 443, DNS домена указывает на сервер.</w:t>
+        <w:t xml:space="preserve">Сервер: 2 vCPU, 2–4 ГБ RAM (при 2 ГБ — swap 2–3 ГБ: образы собираются на сервере), Docker с </w:t>
+      </w:r>
+      <w:r>
+        <w:t xml:space="preserve">docker compose</w:t>
+      </w:r>
+      <w:r>
+        <w:t xml:space="preserve">, открытые входящие порты 80 и 443, исходящий 587 (почта; у части хостингов открывается по запросу), DNS домена указывает на сервер. Без своего домена подойдёт </w:t>
+      </w:r>
+      <w:r>
+        <w:t xml:space="preserve">&lt;ip-через-дефисы&gt;.sslip.io</w:t>
+      </w:r>
+      <w:r>
+        <w:t xml:space="preserve"> — на него тоже выпускается сертификат.</w:t>
       </w:r>
     </w:p>
     <w:p>
@@ -44687,259 +45034,78 @@
       </w:pPr>
       <w:r>
         <w:rPr>
-          <w:rStyle w:val="FunctionTok"/>
+          <w:rStyle w:val="NormalTok"/>
           <w:rFonts w:ascii="Times New Roman" w:hAnsi="Times New Roman" w:cs="Times New Roman"/>
           <w:color w:val="auto"/>
           <w:sz w:val="28"/>
           <w:szCs w:val="28"/>
         </w:rPr>
-        <w:t>git</w:t>
+        <w:t xml:space="preserve">git clone &lt;repo&gt; &amp;&amp; cd &lt;repo&gt;</w:t>
+      </w:r>
+      <w:r>
+        <w:br/>
       </w:r>
       <w:r>
         <w:rPr>
           <w:rStyle w:val="NormalTok"/>
           <w:rFonts w:ascii="Times New Roman" w:hAnsi="Times New Roman" w:cs="Times New Roman"/>
+          <w:color w:val="auto"/>
           <w:sz w:val="28"/>
           <w:szCs w:val="28"/>
         </w:rPr>
-        <w:t xml:space="preserve"> clone </w:t>
-      </w:r>
-      <w:r>
-        <w:rPr>
-          <w:rStyle w:val="OperatorTok"/>
+        <w:t xml:space="preserve">make env</w:t>
+      </w:r>
+      <w:r>
+        <w:br/>
+      </w:r>
+      <w:r>
+        <w:rPr>
+          <w:rStyle w:val="NormalTok"/>
           <w:rFonts w:ascii="Times New Roman" w:hAnsi="Times New Roman" w:cs="Times New Roman"/>
           <w:color w:val="auto"/>
           <w:sz w:val="28"/>
           <w:szCs w:val="28"/>
         </w:rPr>
-        <w:t>&lt;</w:t>
+        <w:t xml:space="preserve"># в .env: SITE_ADDRESS=ваш-домен, PUBLIC_URL=https://ваш-домен</w:t>
+      </w:r>
+      <w:r>
+        <w:br/>
       </w:r>
       <w:r>
         <w:rPr>
           <w:rStyle w:val="NormalTok"/>
           <w:rFonts w:ascii="Times New Roman" w:hAnsi="Times New Roman" w:cs="Times New Roman"/>
+          <w:color w:val="auto"/>
           <w:sz w:val="28"/>
           <w:szCs w:val="28"/>
         </w:rPr>
-        <w:t>repo</w:t>
-      </w:r>
-      <w:r>
-        <w:rPr>
-          <w:rStyle w:val="OperatorTok"/>
+        <w:t xml:space="preserve">make prod                                 # Caddy сам получит TLS-сертификат</w:t>
+      </w:r>
+      <w:r>
+        <w:br/>
+      </w:r>
+      <w:r>
+        <w:rPr>
+          <w:rStyle w:val="NormalTok"/>
           <w:rFonts w:ascii="Times New Roman" w:hAnsi="Times New Roman" w:cs="Times New Roman"/>
           <w:color w:val="auto"/>
           <w:sz w:val="28"/>
           <w:szCs w:val="28"/>
         </w:rPr>
-        <w:t>&gt;</w:t>
+        <w:t xml:space="preserve">make create-admin EMAIL=admin@ваш-домен</w:t>
+      </w:r>
+      <w:r>
+        <w:br/>
       </w:r>
       <w:r>
         <w:rPr>
           <w:rStyle w:val="NormalTok"/>
           <w:rFonts w:ascii="Times New Roman" w:hAnsi="Times New Roman" w:cs="Times New Roman"/>
+          <w:color w:val="auto"/>
           <w:sz w:val="28"/>
           <w:szCs w:val="28"/>
         </w:rPr>
-        <w:t xml:space="preserve"> </w:t>
-      </w:r>
-      <w:r>
-        <w:rPr>
-          <w:rStyle w:val="KeywordTok"/>
-          <w:rFonts w:ascii="Times New Roman" w:hAnsi="Times New Roman" w:cs="Times New Roman"/>
-          <w:color w:val="auto"/>
-          <w:sz w:val="28"/>
-          <w:szCs w:val="28"/>
-        </w:rPr>
-        <w:t>&amp;&amp;</w:t>
-      </w:r>
-      <w:r>
-        <w:rPr>
-          <w:rStyle w:val="NormalTok"/>
-          <w:rFonts w:ascii="Times New Roman" w:hAnsi="Times New Roman" w:cs="Times New Roman"/>
-          <w:sz w:val="28"/>
-          <w:szCs w:val="28"/>
-        </w:rPr>
-        <w:t xml:space="preserve"> </w:t>
-      </w:r>
-      <w:r>
-        <w:rPr>
-          <w:rStyle w:val="BuiltInTok"/>
-          <w:rFonts w:ascii="Times New Roman" w:hAnsi="Times New Roman" w:cs="Times New Roman"/>
-          <w:color w:val="auto"/>
-          <w:sz w:val="28"/>
-          <w:szCs w:val="28"/>
-        </w:rPr>
-        <w:t>cd</w:t>
-      </w:r>
-      <w:r>
-        <w:rPr>
-          <w:rStyle w:val="NormalTok"/>
-          <w:rFonts w:ascii="Times New Roman" w:hAnsi="Times New Roman" w:cs="Times New Roman"/>
-          <w:sz w:val="28"/>
-          <w:szCs w:val="28"/>
-        </w:rPr>
-        <w:t xml:space="preserve"> </w:t>
-      </w:r>
-      <w:r>
-        <w:rPr>
-          <w:rStyle w:val="OperatorTok"/>
-          <w:rFonts w:ascii="Times New Roman" w:hAnsi="Times New Roman" w:cs="Times New Roman"/>
-          <w:color w:val="auto"/>
-          <w:sz w:val="28"/>
-          <w:szCs w:val="28"/>
-        </w:rPr>
-        <w:t>&lt;</w:t>
-      </w:r>
-      <w:r>
-        <w:rPr>
-          <w:rStyle w:val="NormalTok"/>
-          <w:rFonts w:ascii="Times New Roman" w:hAnsi="Times New Roman" w:cs="Times New Roman"/>
-          <w:sz w:val="28"/>
-          <w:szCs w:val="28"/>
-        </w:rPr>
-        <w:t>repo</w:t>
-      </w:r>
-      <w:r>
-        <w:rPr>
-          <w:rStyle w:val="OperatorTok"/>
-          <w:rFonts w:ascii="Times New Roman" w:hAnsi="Times New Roman" w:cs="Times New Roman"/>
-          <w:color w:val="auto"/>
-          <w:sz w:val="28"/>
-          <w:szCs w:val="28"/>
-        </w:rPr>
-        <w:t>&gt;</w:t>
-      </w:r>
-      <w:r>
-        <w:rPr>
-          <w:rFonts w:ascii="Times New Roman" w:hAnsi="Times New Roman" w:cs="Times New Roman"/>
-          <w:sz w:val="28"/>
-          <w:szCs w:val="28"/>
-        </w:rPr>
-        <w:br/>
-      </w:r>
-      <w:r>
-        <w:rPr>
-          <w:rStyle w:val="FunctionTok"/>
-          <w:rFonts w:ascii="Times New Roman" w:hAnsi="Times New Roman" w:cs="Times New Roman"/>
-          <w:color w:val="auto"/>
-          <w:sz w:val="28"/>
-          <w:szCs w:val="28"/>
-        </w:rPr>
-        <w:t>make</w:t>
-      </w:r>
-      <w:r>
-        <w:rPr>
-          <w:rStyle w:val="NormalTok"/>
-          <w:rFonts w:ascii="Times New Roman" w:hAnsi="Times New Roman" w:cs="Times New Roman"/>
-          <w:sz w:val="28"/>
-          <w:szCs w:val="28"/>
-        </w:rPr>
-        <w:t xml:space="preserve"> env</w:t>
-      </w:r>
-      <w:r>
-        <w:rPr>
-          <w:rFonts w:ascii="Times New Roman" w:hAnsi="Times New Roman" w:cs="Times New Roman"/>
-          <w:sz w:val="28"/>
-          <w:szCs w:val="28"/>
-        </w:rPr>
-        <w:br/>
-      </w:r>
-      <w:r>
-        <w:rPr>
-          <w:rStyle w:val="CommentTok"/>
-          <w:rFonts w:ascii="Times New Roman" w:hAnsi="Times New Roman" w:cs="Times New Roman"/>
-          <w:color w:val="auto"/>
-          <w:sz w:val="28"/>
-          <w:szCs w:val="28"/>
-        </w:rPr>
-        <w:t xml:space="preserve"># </w:t>
-      </w:r>
-      <w:proofErr w:type="gramStart"/>
-      <w:r>
-        <w:rPr>
-          <w:rStyle w:val="CommentTok"/>
-          <w:rFonts w:ascii="Times New Roman" w:hAnsi="Times New Roman" w:cs="Times New Roman"/>
-          <w:color w:val="auto"/>
-          <w:sz w:val="28"/>
-          <w:szCs w:val="28"/>
-        </w:rPr>
-        <w:t>в .env</w:t>
-      </w:r>
-      <w:proofErr w:type="gramEnd"/>
-      <w:r>
-        <w:rPr>
-          <w:rStyle w:val="CommentTok"/>
-          <w:rFonts w:ascii="Times New Roman" w:hAnsi="Times New Roman" w:cs="Times New Roman"/>
-          <w:color w:val="auto"/>
-          <w:sz w:val="28"/>
-          <w:szCs w:val="28"/>
-        </w:rPr>
-        <w:t>: SITE_ADDRESS=ваш-домен, PUBLIC_URL=https://ваш-домен, SMTP_* (см. ниже)</w:t>
-      </w:r>
-      <w:r>
-        <w:rPr>
-          <w:rFonts w:ascii="Times New Roman" w:hAnsi="Times New Roman" w:cs="Times New Roman"/>
-          <w:sz w:val="28"/>
-          <w:szCs w:val="28"/>
-        </w:rPr>
-        <w:br/>
-      </w:r>
-      <w:r>
-        <w:rPr>
-          <w:rStyle w:val="FunctionTok"/>
-          <w:rFonts w:ascii="Times New Roman" w:hAnsi="Times New Roman" w:cs="Times New Roman"/>
-          <w:color w:val="auto"/>
-          <w:sz w:val="28"/>
-          <w:szCs w:val="28"/>
-        </w:rPr>
-        <w:lastRenderedPageBreak/>
-        <w:t>make</w:t>
-      </w:r>
-      <w:r>
-        <w:rPr>
-          <w:rStyle w:val="NormalTok"/>
-          <w:rFonts w:ascii="Times New Roman" w:hAnsi="Times New Roman" w:cs="Times New Roman"/>
-          <w:sz w:val="28"/>
-          <w:szCs w:val="28"/>
-        </w:rPr>
-        <w:t xml:space="preserve"> prod                                 </w:t>
-      </w:r>
-      <w:r>
-        <w:rPr>
-          <w:rStyle w:val="CommentTok"/>
-          <w:rFonts w:ascii="Times New Roman" w:hAnsi="Times New Roman" w:cs="Times New Roman"/>
-          <w:color w:val="auto"/>
-          <w:sz w:val="28"/>
-          <w:szCs w:val="28"/>
-        </w:rPr>
-        <w:t># Caddy сам получит TLS-сертификат</w:t>
-      </w:r>
-      <w:r>
-        <w:rPr>
-          <w:rFonts w:ascii="Times New Roman" w:hAnsi="Times New Roman" w:cs="Times New Roman"/>
-          <w:sz w:val="28"/>
-          <w:szCs w:val="28"/>
-        </w:rPr>
-        <w:br/>
-      </w:r>
-      <w:r>
-        <w:rPr>
-          <w:rStyle w:val="FunctionTok"/>
-          <w:rFonts w:ascii="Times New Roman" w:hAnsi="Times New Roman" w:cs="Times New Roman"/>
-          <w:color w:val="auto"/>
-          <w:sz w:val="28"/>
-          <w:szCs w:val="28"/>
-        </w:rPr>
-        <w:t>make</w:t>
-      </w:r>
-      <w:r>
-        <w:rPr>
-          <w:rStyle w:val="NormalTok"/>
-          <w:rFonts w:ascii="Times New Roman" w:hAnsi="Times New Roman" w:cs="Times New Roman"/>
-          <w:sz w:val="28"/>
-          <w:szCs w:val="28"/>
-        </w:rPr>
-        <w:t xml:space="preserve"> create-admin EMAIL=admin@ваш-домен</w:t>
+        <w:t xml:space="preserve">make smtp MODE=prod                       # почта: ящик и пароль приложения</w:t>
       </w:r>
     </w:p>
     <w:p>
@@ -46735,37 +46901,27 @@
       <w:r>
         <w:rPr>
           <w:rFonts w:ascii="Times New Roman" w:hAnsi="Times New Roman" w:cs="Times New Roman"/>
-          <w:b/>
-          <w:bCs/>
           <w:sz w:val="28"/>
           <w:szCs w:val="28"/>
         </w:rPr>
-        <w:t>Правильный</w:t>
-      </w:r>
-      <w:r>
-        <w:rPr>
+        <w:t xml:space="preserve">Правильный: </w:t>
+      </w:r>
+      <w:r>
+        <w:rPr>
+          <w:rStyle w:val="VerbatimChar"/>
           <w:rFonts w:ascii="Times New Roman" w:hAnsi="Times New Roman" w:cs="Times New Roman"/>
           <w:sz w:val="28"/>
           <w:szCs w:val="28"/>
         </w:rPr>
-        <w:t>: настроить SMTP (</w:t>
-      </w:r>
-      <w:r>
-        <w:rPr>
-          <w:rStyle w:val="VerbatimChar"/>
+        <w:t xml:space="preserve">make smtp MODE=prod</w:t>
+      </w:r>
+      <w:r>
+        <w:rPr>
           <w:rFonts w:ascii="Times New Roman" w:hAnsi="Times New Roman" w:cs="Times New Roman"/>
           <w:sz w:val="28"/>
           <w:szCs w:val="28"/>
         </w:rPr>
-        <w:t>docs/integrations.md</w:t>
-      </w:r>
-      <w:r>
-        <w:rPr>
-          <w:rFonts w:ascii="Times New Roman" w:hAnsi="Times New Roman" w:cs="Times New Roman"/>
-          <w:sz w:val="28"/>
-          <w:szCs w:val="28"/>
-        </w:rPr>
-        <w:t>, раздел «Настройка SMTP на стенде»).</w:t>
+        <w:t xml:space="preserve"> (подробно — раздел «Настройка SMTP на стенде»).</w:t>
       </w:r>
     </w:p>
     <w:p>
@@ -46841,39 +46997,40 @@
         </w:numPr>
       </w:pPr>
       <w:r>
-        <w:t>Пароль оператор не узнаёт; действие записывается в аудит (</w:t>
-      </w:r>
-      <w:proofErr w:type="gramStart"/>
-      <w:r>
-        <w:rPr>
-          <w:rStyle w:val="VerbatimChar"/>
-          <w:rFonts w:ascii="Times New Roman" w:hAnsi="Times New Roman"/>
-          <w:sz w:val="28"/>
-        </w:rPr>
-        <w:t>auth.email</w:t>
-      </w:r>
-      <w:proofErr w:type="gramEnd"/>
-      <w:r>
-        <w:rPr>
-          <w:rStyle w:val="VerbatimChar"/>
-          <w:rFonts w:ascii="Times New Roman" w:hAnsi="Times New Roman"/>
-          <w:sz w:val="28"/>
-        </w:rPr>
-        <w:t>_confirmed_by_operator</w:t>
-      </w:r>
-      <w:r>
-        <w:t xml:space="preserve">). Компании после этого ещё нужно одобрение модератора в </w:t>
-      </w:r>
-      <w:r>
-        <w:rPr>
-          <w:rStyle w:val="VerbatimChar"/>
-          <w:rFonts w:ascii="Times New Roman" w:hAnsi="Times New Roman"/>
-          <w:sz w:val="28"/>
-        </w:rPr>
-        <w:t>/admin</w:t>
-      </w:r>
-      <w:r>
-        <w:t>.</w:t>
+        <w:t xml:space="preserve">Пароль оператор не узнаёт; действие записывается в аудит (</w:t>
+      </w:r>
+      <w:r>
+        <w:rPr>
+          <w:rStyle w:val="VerbatimChar"/>
+          <w:rFonts w:ascii="Times New Roman" w:hAnsi="Times New Roman"/>
+          <w:sz w:val="28"/>
+        </w:rPr>
+        <w:t xml:space="preserve">auth.email_confirmed_by_operator</w:t>
+      </w:r>
+      <w:r>
+        <w:t xml:space="preserve">). Если включена премодерация (</w:t>
+      </w:r>
+      <w:r>
+        <w:rPr>
+          <w:rStyle w:val="VerbatimChar"/>
+          <w:rFonts w:ascii="Times New Roman" w:hAnsi="Times New Roman"/>
+          <w:sz w:val="28"/>
+        </w:rPr>
+        <w:t xml:space="preserve">COMPANY_PREMODERATION=true</w:t>
+      </w:r>
+      <w:r>
+        <w:t xml:space="preserve">), компании ещё нужно одобрение модератора в </w:t>
+      </w:r>
+      <w:r>
+        <w:rPr>
+          <w:rStyle w:val="VerbatimChar"/>
+          <w:rFonts w:ascii="Times New Roman" w:hAnsi="Times New Roman"/>
+          <w:sz w:val="28"/>
+        </w:rPr>
+        <w:t xml:space="preserve">/admin</w:t>
+      </w:r>
+      <w:r>
+        <w:t xml:space="preserve">.</w:t>
       </w:r>
     </w:p>
     <w:p>
